--- a/Personal Details.docx
+++ b/Personal Details.docx
@@ -1,25 +1,39 @@
 
 <file path=word/document.xml><?xml version="1.0" encoding="utf-8"?>
-<w:document xmlns:wpc="http://schemas.microsoft.com/office/word/2010/wordprocessingCanvas" xmlns:cx="http://schemas.microsoft.com/office/drawing/2014/chartex" xmlns:mc="http://schemas.openxmlformats.org/markup-compatibility/2006" xmlns:o="urn:schemas-microsoft-com:office:office" xmlns:r="http://schemas.openxmlformats.org/officeDocument/2006/relationships" xmlns:m="http://schemas.openxmlformats.org/officeDocument/2006/math" xmlns:v="urn:schemas-microsoft-com:vml" xmlns:wp14="http://schemas.microsoft.com/office/word/2010/wordprocessingDrawing" xmlns:wp="http://schemas.openxmlformats.org/drawingml/2006/wordprocessingDrawing" xmlns:w10="urn:schemas-microsoft-com:office:word" xmlns:w="http://schemas.openxmlformats.org/wordprocessingml/2006/main" xmlns:w14="http://schemas.microsoft.com/office/word/2010/wordml" xmlns:w15="http://schemas.microsoft.com/office/word/2012/wordml" xmlns:w16se="http://schemas.microsoft.com/office/word/2015/wordml/symex" xmlns:wpg="http://schemas.microsoft.com/office/word/2010/wordprocessingGroup" xmlns:wpi="http://schemas.microsoft.com/office/word/2010/wordprocessingInk" xmlns:wne="http://schemas.microsoft.com/office/word/2006/wordml" xmlns:wps="http://schemas.microsoft.com/office/word/2010/wordprocessingShape" mc:Ignorable="w14 w15 w16se wp14">
+<w:document xmlns:o="urn:schemas-microsoft-com:office:office" xmlns:r="http://schemas.openxmlformats.org/officeDocument/2006/relationships" xmlns:v="urn:schemas-microsoft-com:vml" xmlns:w="http://schemas.openxmlformats.org/wordprocessingml/2006/main" xmlns:w10="urn:schemas-microsoft-com:office:word" xmlns:wp="http://schemas.openxmlformats.org/drawingml/2006/wordprocessingDrawing" xmlns:wps="http://schemas.microsoft.com/office/word/2010/wordprocessingShape" xmlns:wpg="http://schemas.microsoft.com/office/word/2010/wordprocessingGroup" xmlns:mc="http://schemas.openxmlformats.org/markup-compatibility/2006" xmlns:wp14="http://schemas.microsoft.com/office/word/2010/wordprocessingDrawing" xmlns:w14="http://schemas.microsoft.com/office/word/2010/wordml" xmlns:w15="http://schemas.microsoft.com/office/word/2012/wordml" mc:Ignorable="w14 wp14 w15">
   <w:body>
     <w:tbl>
       <w:tblPr>
         <w:tblStyle w:val="TableGrid"/>
-        <w:tblW w:w="0" w:type="auto"/>
-        <w:tblLook w:val="04A0" w:firstRow="1" w:lastRow="0" w:firstColumn="1" w:lastColumn="0" w:noHBand="0" w:noVBand="1"/>
+        <w:tblW w:w="9465" w:type="dxa"/>
+        <w:jc w:val="left"/>
+        <w:tblInd w:w="0" w:type="dxa"/>
+        <w:tblLayout w:type="fixed"/>
+        <w:tblCellMar>
+          <w:top w:w="0" w:type="dxa"/>
+          <w:left w:w="108" w:type="dxa"/>
+          <w:bottom w:w="0" w:type="dxa"/>
+          <w:right w:w="108" w:type="dxa"/>
+        </w:tblCellMar>
+        <w:tblLook w:val="04a0" w:noHBand="0" w:noVBand="1" w:firstColumn="1" w:lastRow="0" w:lastColumn="0" w:firstRow="1"/>
       </w:tblPr>
       <w:tblGrid>
-        <w:gridCol w:w="2245"/>
-        <w:gridCol w:w="7105"/>
+        <w:gridCol w:w="2244"/>
+        <w:gridCol w:w="7221"/>
       </w:tblGrid>
       <w:tr>
+        <w:trPr/>
         <w:tc>
           <w:tcPr>
-            <w:tcW w:w="9350" w:type="dxa"/>
+            <w:tcW w:w="9465" w:type="dxa"/>
             <w:gridSpan w:val="2"/>
+            <w:tcBorders/>
           </w:tcPr>
           <w:p>
             <w:pPr>
+              <w:pStyle w:val="Normal"/>
+              <w:widowControl/>
+              <w:spacing w:lineRule="auto" w:line="240" w:before="0" w:after="0"/>
               <w:jc w:val="center"/>
               <w:rPr>
                 <w:sz w:val="32"/>
@@ -27,7 +41,11 @@
             </w:pPr>
             <w:r>
               <w:rPr>
-                <w:sz w:val="32"/>
+                <w:rFonts w:eastAsia="Calibri" w:cs=""/>
+                <w:kern w:val="0"/>
+                <w:sz w:val="32"/>
+                <w:szCs w:val="22"/>
+                <w:lang w:val="en-US" w:eastAsia="en-US" w:bidi="ar-SA"/>
               </w:rPr>
               <w:t>Personal Details</w:t>
             </w:r>
@@ -35,157 +53,260 @@
         </w:tc>
       </w:tr>
       <w:tr>
+        <w:trPr/>
         <w:tc>
           <w:tcPr>
-            <w:tcW w:w="2245" w:type="dxa"/>
+            <w:tcW w:w="2244" w:type="dxa"/>
+            <w:tcBorders/>
           </w:tcPr>
           <w:p>
             <w:pPr>
+              <w:pStyle w:val="Normal"/>
+              <w:widowControl/>
+              <w:spacing w:lineRule="auto" w:line="240" w:before="0" w:after="0"/>
+              <w:jc w:val="left"/>
               <w:rPr>
                 <w:sz w:val="32"/>
               </w:rPr>
             </w:pPr>
             <w:r>
               <w:rPr>
-                <w:sz w:val="32"/>
+                <w:rFonts w:eastAsia="Calibri" w:cs=""/>
+                <w:kern w:val="0"/>
+                <w:sz w:val="32"/>
+                <w:szCs w:val="22"/>
+                <w:lang w:val="en-US" w:eastAsia="en-US" w:bidi="ar-SA"/>
               </w:rPr>
               <w:t xml:space="preserve">First Name; </w:t>
             </w:r>
           </w:p>
         </w:tc>
-        <w:sdt>
-          <w:sdtPr>
-            <w:rPr>
-              <w:sz w:val="32"/>
-            </w:rPr>
-            <w:id w:val="-1752876948"/>
-            <w:placeholder>
-              <w:docPart w:val="FD570F6EB6D0421FAE20F114E6D476B7"/>
-            </w:placeholder>
-            <w:showingPlcHdr/>
-          </w:sdtPr>
-          <w:sdtContent>
-            <w:tc>
-              <w:tcPr>
-                <w:tcW w:w="7105" w:type="dxa"/>
-              </w:tcPr>
-              <w:p>
-                <w:pPr>
-                  <w:rPr>
-                    <w:sz w:val="32"/>
-                  </w:rPr>
-                </w:pPr>
+        <w:tc>
+          <w:tcPr>
+            <w:tcW w:w="7221" w:type="dxa"/>
+            <w:tcBorders/>
+          </w:tcPr>
+          <w:p>
+            <w:pPr>
+              <w:pStyle w:val="Normal"/>
+              <w:widowControl/>
+              <w:spacing w:lineRule="auto" w:line="240" w:before="0" w:after="0"/>
+              <w:jc w:val="left"/>
+              <w:rPr>
+                <w:sz w:val="32"/>
+              </w:rPr>
+            </w:pPr>
+            <w:sdt>
+              <w:sdtPr>
+                <w:placeholder>
+                  <w:docPart w:val="FD570F6EB6D0421FAE20F114E6D476B7"/>
+                </w:placeholder>
+                <w:id w:val="-1752876948"/>
+                <w:showingPlcHdr/>
+                <w:text/>
+              </w:sdtPr>
+              <w:sdtContent>
                 <w:r>
                   <w:rPr>
                     <w:rStyle w:val="PlaceholderText"/>
+                    <w:rFonts w:eastAsia="Calibri" w:cs=""/>
+                    <w:kern w:val="0"/>
+                    <w:sz w:val="22"/>
+                    <w:szCs w:val="22"/>
+                    <w:lang w:val="en-US" w:eastAsia="en-US" w:bidi="ar-SA"/>
+                  </w:rPr>
+                </w:r>
+                <w:r>
+                  <w:rPr>
+                    <w:rStyle w:val="PlaceholderText"/>
+                    <w:rFonts w:eastAsia="Calibri" w:cs=""/>
+                    <w:kern w:val="0"/>
+                    <w:sz w:val="22"/>
+                    <w:szCs w:val="22"/>
+                    <w:lang w:val="en-US" w:eastAsia="en-US" w:bidi="ar-SA"/>
                   </w:rPr>
                   <w:t>Click or tap here to enter text.</w:t>
                 </w:r>
-              </w:p>
-            </w:tc>
-          </w:sdtContent>
-        </w:sdt>
+              </w:sdtContent>
+            </w:sdt>
+          </w:p>
+        </w:tc>
       </w:tr>
       <w:tr>
+        <w:trPr/>
         <w:tc>
           <w:tcPr>
-            <w:tcW w:w="2245" w:type="dxa"/>
+            <w:tcW w:w="2244" w:type="dxa"/>
+            <w:tcBorders/>
           </w:tcPr>
           <w:p>
             <w:pPr>
+              <w:pStyle w:val="Normal"/>
+              <w:widowControl/>
+              <w:spacing w:lineRule="auto" w:line="240" w:before="0" w:after="0"/>
+              <w:jc w:val="left"/>
               <w:rPr>
                 <w:sz w:val="32"/>
               </w:rPr>
             </w:pPr>
+            <w:r>
+              <w:rPr>
+                <w:rFonts w:eastAsia="Calibri" w:cs=""/>
+                <w:kern w:val="0"/>
+                <w:sz w:val="32"/>
+                <w:szCs w:val="22"/>
+                <w:lang w:val="en-US" w:eastAsia="en-US" w:bidi="ar-SA"/>
+              </w:rPr>
+            </w:r>
             <w:bookmarkStart w:id="0" w:name="_GoBack"/>
-            <w:bookmarkEnd w:id="0"/>
+            <w:bookmarkStart w:id="1" w:name="_GoBack"/>
+            <w:bookmarkEnd w:id="1"/>
           </w:p>
         </w:tc>
         <w:tc>
           <w:tcPr>
-            <w:tcW w:w="7105" w:type="dxa"/>
+            <w:tcW w:w="7221" w:type="dxa"/>
+            <w:tcBorders/>
           </w:tcPr>
           <w:p>
             <w:pPr>
+              <w:pStyle w:val="Normal"/>
+              <w:widowControl/>
+              <w:spacing w:lineRule="auto" w:line="240" w:before="0" w:after="0"/>
+              <w:jc w:val="left"/>
               <w:rPr>
                 <w:sz w:val="32"/>
               </w:rPr>
             </w:pPr>
+            <w:r>
+              <w:rPr>
+                <w:rFonts w:eastAsia="Calibri" w:cs=""/>
+                <w:kern w:val="0"/>
+                <w:sz w:val="32"/>
+                <w:szCs w:val="22"/>
+                <w:lang w:val="en-US" w:eastAsia="en-US" w:bidi="ar-SA"/>
+              </w:rPr>
+            </w:r>
           </w:p>
         </w:tc>
       </w:tr>
       <w:tr>
+        <w:trPr/>
         <w:tc>
           <w:tcPr>
-            <w:tcW w:w="2245" w:type="dxa"/>
+            <w:tcW w:w="2244" w:type="dxa"/>
+            <w:tcBorders/>
           </w:tcPr>
           <w:p>
             <w:pPr>
+              <w:pStyle w:val="Normal"/>
+              <w:widowControl/>
+              <w:spacing w:lineRule="auto" w:line="240" w:before="0" w:after="0"/>
+              <w:jc w:val="left"/>
               <w:rPr>
                 <w:sz w:val="32"/>
               </w:rPr>
             </w:pPr>
             <w:r>
               <w:rPr>
-                <w:sz w:val="32"/>
+                <w:rFonts w:eastAsia="Calibri" w:cs=""/>
+                <w:kern w:val="0"/>
+                <w:sz w:val="32"/>
+                <w:szCs w:val="22"/>
+                <w:lang w:val="en-US" w:eastAsia="en-US" w:bidi="ar-SA"/>
               </w:rPr>
               <w:t>DOB</w:t>
             </w:r>
           </w:p>
         </w:tc>
-        <w:sdt>
-          <w:sdtPr>
-            <w:rPr>
-              <w:sz w:val="32"/>
-            </w:rPr>
-            <w:id w:val="-2002033006"/>
-            <w:placeholder>
-              <w:docPart w:val="BA7EFEE4EA1F42BF93DCB4F61A94247A"/>
-            </w:placeholder>
-            <w:showingPlcHdr/>
-            <w:date>
-              <w:dateFormat w:val="M/d/yyyy"/>
-              <w:lid w:val="en-US"/>
-              <w:storeMappedDataAs w:val="dateTime"/>
-              <w:calendar w:val="gregorian"/>
-            </w:date>
-          </w:sdtPr>
-          <w:sdtContent>
-            <w:tc>
-              <w:tcPr>
-                <w:tcW w:w="7105" w:type="dxa"/>
-              </w:tcPr>
-              <w:p>
-                <w:pPr>
-                  <w:rPr>
-                    <w:sz w:val="32"/>
-                  </w:rPr>
-                </w:pPr>
+        <w:tc>
+          <w:tcPr>
+            <w:tcW w:w="7221" w:type="dxa"/>
+            <w:tcBorders/>
+          </w:tcPr>
+          <w:p>
+            <w:pPr>
+              <w:pStyle w:val="Normal"/>
+              <w:widowControl/>
+              <w:spacing w:lineRule="auto" w:line="240" w:before="0" w:after="0"/>
+              <w:jc w:val="left"/>
+              <w:rPr>
+                <w:sz w:val="32"/>
+              </w:rPr>
+            </w:pPr>
+            <w:sdt>
+              <w:sdtPr>
+                <w:date>
+                  <w:dateFormat w:val="M/d/yyyy"/>
+                  <w:lid w:val="en-US"/>
+                  <w:storeMappedDataAs w:val="dateTime"/>
+                  <w:calendar w:val="gregorian"/>
+                </w:date>
+                <w:id w:val="-2002033006"/>
+                <w:placeholder>
+                  <w:docPart w:val="BA7EFEE4EA1F42BF93DCB4F61A94247A"/>
+                </w:placeholder>
+                <w:showingPlcHdr/>
+              </w:sdtPr>
+              <w:sdtContent>
                 <w:r>
                   <w:rPr>
+                    <w:rFonts w:eastAsia="Calibri" w:cs=""/>
+                    <w:kern w:val="0"/>
                     <w:sz w:val="32"/>
+                    <w:szCs w:val="22"/>
+                    <w:lang w:val="en-US" w:eastAsia="en-US" w:bidi="ar-SA"/>
+                  </w:rPr>
+                </w:r>
+                <w:r>
+                  <w:rPr>
+                    <w:rFonts w:eastAsia="Calibri" w:cs=""/>
+                    <w:kern w:val="0"/>
+                    <w:sz w:val="32"/>
+                    <w:szCs w:val="22"/>
+                    <w:lang w:val="en-US" w:eastAsia="en-US" w:bidi="ar-SA"/>
                   </w:rPr>
                   <w:t>Select you Date of Birth</w:t>
                 </w:r>
-              </w:p>
-            </w:tc>
-          </w:sdtContent>
-        </w:sdt>
+                <w:r/>
+              </w:sdtContent>
+            </w:sdt>
+            <w:r>
+              <w:rPr>
+                <w:rFonts w:eastAsia="Calibri" w:cs=""/>
+                <w:kern w:val="0"/>
+                <w:sz w:val="32"/>
+                <w:szCs w:val="22"/>
+                <w:lang w:val="en-US" w:eastAsia="en-US" w:bidi="ar-SA"/>
+              </w:rPr>
+            </w:r>
+          </w:p>
+        </w:tc>
       </w:tr>
       <w:tr>
+        <w:trPr/>
         <w:tc>
           <w:tcPr>
-            <w:tcW w:w="2245" w:type="dxa"/>
+            <w:tcW w:w="2244" w:type="dxa"/>
+            <w:tcBorders/>
           </w:tcPr>
           <w:p>
             <w:pPr>
+              <w:pStyle w:val="Normal"/>
+              <w:widowControl/>
+              <w:spacing w:lineRule="auto" w:line="240" w:before="0" w:after="0"/>
+              <w:jc w:val="left"/>
               <w:rPr>
                 <w:sz w:val="32"/>
               </w:rPr>
             </w:pPr>
             <w:r>
               <w:rPr>
-                <w:sz w:val="32"/>
+                <w:rFonts w:eastAsia="Calibri" w:cs=""/>
+                <w:kern w:val="0"/>
+                <w:sz w:val="32"/>
+                <w:szCs w:val="22"/>
+                <w:lang w:val="en-US" w:eastAsia="en-US" w:bidi="ar-SA"/>
               </w:rPr>
               <w:t>Gender</w:t>
             </w:r>
@@ -193,19 +314,27 @@
         </w:tc>
         <w:tc>
           <w:tcPr>
-            <w:tcW w:w="7105" w:type="dxa"/>
+            <w:tcW w:w="7221" w:type="dxa"/>
+            <w:tcBorders/>
           </w:tcPr>
           <w:p>
             <w:pPr>
+              <w:pStyle w:val="Normal"/>
+              <w:widowControl/>
+              <w:spacing w:lineRule="auto" w:line="240" w:before="0" w:after="0"/>
+              <w:jc w:val="left"/>
               <w:rPr>
                 <w:sz w:val="32"/>
               </w:rPr>
             </w:pPr>
             <w:r>
               <w:rPr>
-                <w:sz w:val="32"/>
-              </w:rPr>
-              <w:object w:dxaOrig="1440" w:dyaOrig="1440">
+                <w:rFonts w:eastAsia="Calibri" w:cs=""/>
+                <w:kern w:val="0"/>
+                <w:szCs w:val="22"/>
+                <w:lang w:val="en-US" w:eastAsia="en-US" w:bidi="ar-SA"/>
+              </w:rPr>
+              <w:object>
                 <v:shapetype id="_x0000_t75" coordsize="21600,21600" o:spt="75" o:preferrelative="t" path="m@4@5l@4@11@9@11@9@5xe" filled="f" stroked="f">
                   <v:stroke joinstyle="miter"/>
                   <v:formulas>
@@ -225,62 +354,85 @@
                   <v:path o:extrusionok="f" gradientshapeok="t" o:connecttype="rect"/>
                   <o:lock v:ext="edit" aspectratio="t"/>
                 </v:shapetype>
-                <v:shape id="_x0000_i1039" type="#_x0000_t75" style="width:61.5pt;height:18pt" o:ole="">
-                  <v:imagedata r:id="rId6" o:title=""/>
-                </v:shape>
-                <w:control r:id="rId7" w:name="OptionButton1" w:shapeid="_x0000_i1039"/>
+                <v:shape id="control_shape_0" o:allowincell="t" style="width:61.45pt;height:17.95pt" type="#_x0000_t75"/>
+                <w:control r:id="rId2" w:name="OptionButton1" w:shapeid="control_shape_0"/>
               </w:object>
             </w:r>
             <w:r>
               <w:rPr>
-                <w:sz w:val="32"/>
-              </w:rPr>
-              <w:object w:dxaOrig="1440" w:dyaOrig="1440">
-                <v:shape id="_x0000_i1038" type="#_x0000_t75" style="width:108pt;height:18pt" o:ole="">
-                  <v:imagedata r:id="rId8" o:title=""/>
-                </v:shape>
-                <w:control r:id="rId9" w:name="OptionButton2" w:shapeid="_x0000_i1038"/>
+                <w:rFonts w:eastAsia="Calibri" w:cs=""/>
+                <w:kern w:val="0"/>
+                <w:szCs w:val="22"/>
+                <w:lang w:val="en-US" w:eastAsia="en-US" w:bidi="ar-SA"/>
+              </w:rPr>
+              <w:object>
+                <v:shape id="control_shape_1" o:allowincell="t" style="width:107.95pt;height:17.95pt" type="#_x0000_t75"/>
+                <w:control r:id="rId3" w:name="OptionButton2" w:shapeid="control_shape_1"/>
               </w:object>
             </w:r>
           </w:p>
         </w:tc>
       </w:tr>
       <w:tr>
+        <w:trPr/>
         <w:tc>
           <w:tcPr>
-            <w:tcW w:w="2245" w:type="dxa"/>
-            <w:tcBorders>
-              <w:bottom w:val="single" w:sz="4" w:space="0" w:color="auto"/>
-            </w:tcBorders>
+            <w:tcW w:w="2244" w:type="dxa"/>
+            <w:tcBorders/>
           </w:tcPr>
           <w:p>
             <w:pPr>
+              <w:pStyle w:val="Normal"/>
+              <w:widowControl/>
+              <w:spacing w:lineRule="auto" w:line="240" w:before="0" w:after="0"/>
+              <w:jc w:val="left"/>
               <w:rPr>
                 <w:sz w:val="32"/>
               </w:rPr>
             </w:pPr>
+            <w:r>
+              <w:rPr>
+                <w:rFonts w:eastAsia="Calibri" w:cs=""/>
+                <w:kern w:val="0"/>
+                <w:sz w:val="32"/>
+                <w:szCs w:val="22"/>
+                <w:lang w:val="en-US" w:eastAsia="en-US" w:bidi="ar-SA"/>
+              </w:rPr>
+            </w:r>
           </w:p>
         </w:tc>
         <w:tc>
           <w:tcPr>
-            <w:tcW w:w="7105" w:type="dxa"/>
-            <w:tcBorders>
-              <w:bottom w:val="single" w:sz="4" w:space="0" w:color="auto"/>
-            </w:tcBorders>
+            <w:tcW w:w="7221" w:type="dxa"/>
+            <w:tcBorders/>
           </w:tcPr>
           <w:p>
             <w:pPr>
+              <w:pStyle w:val="Normal"/>
+              <w:widowControl/>
+              <w:spacing w:lineRule="auto" w:line="240" w:before="0" w:after="0"/>
+              <w:jc w:val="left"/>
               <w:rPr>
                 <w:sz w:val="32"/>
               </w:rPr>
             </w:pPr>
+            <w:r>
+              <w:rPr>
+                <w:rFonts w:eastAsia="Calibri" w:cs=""/>
+                <w:kern w:val="0"/>
+                <w:sz w:val="32"/>
+                <w:szCs w:val="22"/>
+                <w:lang w:val="en-US" w:eastAsia="en-US" w:bidi="ar-SA"/>
+              </w:rPr>
+            </w:r>
           </w:p>
         </w:tc>
       </w:tr>
       <w:tr>
+        <w:trPr/>
         <w:tc>
           <w:tcPr>
-            <w:tcW w:w="9350" w:type="dxa"/>
+            <w:tcW w:w="9465" w:type="dxa"/>
             <w:gridSpan w:val="2"/>
             <w:tcBorders>
               <w:left w:val="nil"/>
@@ -289,6 +441,9 @@
           </w:tcPr>
           <w:p>
             <w:pPr>
+              <w:pStyle w:val="Normal"/>
+              <w:widowControl/>
+              <w:spacing w:lineRule="auto" w:line="240" w:before="0" w:after="0"/>
               <w:jc w:val="center"/>
               <w:rPr>
                 <w:sz w:val="32"/>
@@ -296,7 +451,31 @@
             </w:pPr>
             <w:r>
               <w:rPr>
-                <w:sz w:val="32"/>
+                <w:rFonts w:eastAsia="Calibri" w:cs=""/>
+                <w:kern w:val="0"/>
+                <w:sz w:val="22"/>
+                <w:szCs w:val="22"/>
+                <w:lang w:val="en-US" w:eastAsia="en-US" w:bidi="ar-SA"/>
+              </w:rPr>
+            </w:r>
+          </w:p>
+          <w:p>
+            <w:pPr>
+              <w:pStyle w:val="Normal"/>
+              <w:widowControl/>
+              <w:spacing w:lineRule="auto" w:line="240" w:before="0" w:after="0"/>
+              <w:jc w:val="center"/>
+              <w:rPr>
+                <w:sz w:val="32"/>
+              </w:rPr>
+            </w:pPr>
+            <w:r>
+              <w:rPr>
+                <w:rFonts w:eastAsia="Calibri" w:cs=""/>
+                <w:kern w:val="0"/>
+                <w:sz w:val="32"/>
+                <w:szCs w:val="22"/>
+                <w:lang w:val="en-US" w:eastAsia="en-US" w:bidi="ar-SA"/>
               </w:rPr>
               <w:t>Community Detail</w:t>
             </w:r>
@@ -304,100 +483,148 @@
         </w:tc>
       </w:tr>
       <w:tr>
+        <w:trPr/>
         <w:tc>
           <w:tcPr>
-            <w:tcW w:w="2245" w:type="dxa"/>
+            <w:tcW w:w="2244" w:type="dxa"/>
+            <w:tcBorders/>
           </w:tcPr>
           <w:p>
             <w:pPr>
+              <w:pStyle w:val="Normal"/>
+              <w:widowControl/>
+              <w:spacing w:lineRule="auto" w:line="240" w:before="0" w:after="0"/>
+              <w:jc w:val="left"/>
               <w:rPr>
                 <w:sz w:val="32"/>
               </w:rPr>
             </w:pPr>
             <w:r>
               <w:rPr>
-                <w:sz w:val="32"/>
+                <w:rFonts w:eastAsia="Calibri" w:cs=""/>
+                <w:kern w:val="0"/>
+                <w:sz w:val="32"/>
+                <w:szCs w:val="22"/>
+                <w:lang w:val="en-US" w:eastAsia="en-US" w:bidi="ar-SA"/>
               </w:rPr>
               <w:t>Name</w:t>
             </w:r>
           </w:p>
         </w:tc>
-        <w:sdt>
-          <w:sdtPr>
-            <w:rPr>
-              <w:sz w:val="32"/>
-            </w:rPr>
-            <w:id w:val="1077709526"/>
-            <w:placeholder>
-              <w:docPart w:val="43ECB1107B064FB68CC332C40F915F00"/>
-            </w:placeholder>
-            <w:showingPlcHdr/>
-            <w:dropDownList>
-              <w:listItem w:value="Choose an item."/>
-              <w:listItem w:displayText="Fitzhope Housing Development (FHD)" w:value="Fitzhope Housing Development (FHD)"/>
-              <w:listItem w:displayText="Hauraruni Housing Development (HHD)" w:value="Hauraruni Housing Development (HHD)"/>
-              <w:listItem w:displayText=" La Parfaite Harmonie (LPH)" w:value=" La Parfaite Harmonie (LPH)"/>
-            </w:dropDownList>
-          </w:sdtPr>
-          <w:sdtContent>
-            <w:tc>
-              <w:tcPr>
-                <w:tcW w:w="7105" w:type="dxa"/>
-              </w:tcPr>
-              <w:p>
-                <w:pPr>
-                  <w:rPr>
-                    <w:sz w:val="32"/>
-                  </w:rPr>
-                </w:pPr>
-                <w:r>
-                  <w:rPr>
-                    <w:sz w:val="32"/>
-                  </w:rPr>
-                  <w:t>Choose a housing community</w:t>
-                </w:r>
-              </w:p>
-            </w:tc>
-          </w:sdtContent>
-        </w:sdt>
-      </w:tr>
-      <w:tr>
         <w:tc>
           <w:tcPr>
-            <w:tcW w:w="2245" w:type="dxa"/>
+            <w:tcW w:w="7221" w:type="dxa"/>
+            <w:tcBorders/>
           </w:tcPr>
           <w:p>
             <w:pPr>
+              <w:pStyle w:val="Normal"/>
+              <w:widowControl/>
+              <w:spacing w:lineRule="auto" w:line="240" w:before="0" w:after="0"/>
+              <w:jc w:val="left"/>
               <w:rPr>
                 <w:sz w:val="32"/>
               </w:rPr>
             </w:pPr>
+            <w:sdt>
+              <w:sdtPr>
+                <w:alias w:val=""/>
+                <w:dropDownList w:lastValue="4">
+                  <w:listItem w:value="Choose an item." w:displayText="Choose an item."/>
+                  <w:listItem w:value="Fitzhope Housing Development (FHD)" w:displayText="Fitzhope Housing Development (FHD)"/>
+                  <w:listItem w:value="Hauraruni Housing Development (HHD)" w:displayText="Hauraruni Housing Development (HHD)"/>
+                  <w:listItem w:value=" La Parfaite Harmonie (LPH)" w:displayText=" La Parfaite Harmonie (LPH)"/>
+                  <w:listItem w:value="Choose a housing community" w:displayText="Choose a housing community"/>
+                </w:dropDownList>
+              </w:sdtPr>
+              <w:sdtContent>
+                <w:r>
+                  <w:rPr>
+                    <w:rFonts w:eastAsia="Calibri" w:cs=""/>
+                    <w:kern w:val="0"/>
+                    <w:sz w:val="22"/>
+                    <w:szCs w:val="22"/>
+                    <w:lang w:val="en-US" w:eastAsia="en-US" w:bidi="ar-SA"/>
+                  </w:rPr>
+                </w:r>
+                <w:r>
+                  <w:t>Choose a housing community</w:t>
+                </w:r>
+              </w:sdtContent>
+            </w:sdt>
+          </w:p>
+        </w:tc>
+      </w:tr>
+      <w:tr>
+        <w:trPr/>
+        <w:tc>
+          <w:tcPr>
+            <w:tcW w:w="2244" w:type="dxa"/>
+            <w:tcBorders/>
+          </w:tcPr>
+          <w:p>
+            <w:pPr>
+              <w:pStyle w:val="Normal"/>
+              <w:widowControl/>
+              <w:spacing w:lineRule="auto" w:line="240" w:before="0" w:after="0"/>
+              <w:jc w:val="left"/>
+              <w:rPr>
+                <w:sz w:val="32"/>
+              </w:rPr>
+            </w:pPr>
+            <w:r>
+              <w:rPr>
+                <w:rFonts w:eastAsia="Calibri" w:cs=""/>
+                <w:kern w:val="0"/>
+                <w:sz w:val="32"/>
+                <w:szCs w:val="22"/>
+                <w:lang w:val="en-US" w:eastAsia="en-US" w:bidi="ar-SA"/>
+              </w:rPr>
+            </w:r>
           </w:p>
         </w:tc>
         <w:tc>
           <w:tcPr>
-            <w:tcW w:w="7105" w:type="dxa"/>
+            <w:tcW w:w="7221" w:type="dxa"/>
+            <w:tcBorders/>
           </w:tcPr>
           <w:p>
             <w:pPr>
+              <w:pStyle w:val="Normal"/>
+              <w:widowControl/>
+              <w:spacing w:lineRule="auto" w:line="240" w:before="0" w:after="0"/>
+              <w:jc w:val="left"/>
               <w:rPr>
                 <w:sz w:val="32"/>
               </w:rPr>
             </w:pPr>
+            <w:r>
+              <w:rPr>
+                <w:rFonts w:eastAsia="Calibri" w:cs=""/>
+                <w:kern w:val="0"/>
+                <w:sz w:val="32"/>
+                <w:szCs w:val="22"/>
+                <w:lang w:val="en-US" w:eastAsia="en-US" w:bidi="ar-SA"/>
+              </w:rPr>
+            </w:r>
           </w:p>
         </w:tc>
       </w:tr>
       <w:tr>
         <w:trPr>
-          <w:trHeight w:val="2190"/>
+          <w:trHeight w:val="2190" w:hRule="atLeast"/>
         </w:trPr>
         <w:tc>
           <w:tcPr>
-            <w:tcW w:w="2245" w:type="dxa"/>
+            <w:tcW w:w="2244" w:type="dxa"/>
+            <w:tcBorders/>
             <w:vAlign w:val="center"/>
           </w:tcPr>
           <w:p>
             <w:pPr>
+              <w:pStyle w:val="Normal"/>
+              <w:widowControl/>
+              <w:spacing w:lineRule="auto" w:line="240" w:before="0" w:after="0"/>
               <w:jc w:val="center"/>
               <w:rPr>
                 <w:sz w:val="32"/>
@@ -405,29 +632,34 @@
             </w:pPr>
             <w:r>
               <w:rPr>
-                <w:sz w:val="32"/>
+                <w:rFonts w:eastAsia="Calibri" w:cs=""/>
+                <w:kern w:val="0"/>
+                <w:sz w:val="32"/>
+                <w:szCs w:val="22"/>
+                <w:lang w:val="en-US" w:eastAsia="en-US" w:bidi="ar-SA"/>
               </w:rPr>
               <w:t>Enter passport size Photo</w:t>
             </w:r>
           </w:p>
         </w:tc>
-        <w:sdt>
-          <w:sdtPr>
-            <w:rPr>
-              <w:sz w:val="32"/>
-            </w:rPr>
-            <w:id w:val="450905328"/>
-            <w:showingPlcHdr/>
-            <w:picture/>
-          </w:sdtPr>
-          <w:sdtContent>
-            <w:tc>
-              <w:tcPr>
-                <w:tcW w:w="7105" w:type="dxa"/>
-                <w:vAlign w:val="center"/>
-              </w:tcPr>
+        <w:tc>
+          <w:tcPr>
+            <w:tcW w:w="7221" w:type="dxa"/>
+            <w:tcBorders/>
+            <w:vAlign w:val="center"/>
+          </w:tcPr>
+          <w:sdt>
+            <w:sdtPr>
+              <w:picture/>
+              <w:id w:val="450905328"/>
+              <w:showingPlcHdr/>
+            </w:sdtPr>
+            <w:sdtContent>
               <w:p>
                 <w:pPr>
+                  <w:pStyle w:val="Normal"/>
+                  <w:widowControl/>
+                  <w:spacing w:lineRule="auto" w:line="240" w:before="0" w:after="0"/>
                   <w:jc w:val="center"/>
                   <w:rPr>
                     <w:sz w:val="32"/>
@@ -435,14 +667,16 @@
                 </w:pPr>
                 <w:r>
                   <w:rPr>
-                    <w:noProof/>
-                    <w:sz w:val="32"/>
+                    <w:rFonts w:eastAsia="Calibri" w:cs=""/>
+                    <w:kern w:val="0"/>
+                    <w:szCs w:val="22"/>
+                    <w:lang w:val="en-US" w:eastAsia="en-US" w:bidi="ar-SA"/>
                   </w:rPr>
                   <w:drawing>
-                    <wp:inline distT="0" distB="0" distL="0" distR="0" wp14:anchorId="03755513" wp14:editId="474D6C07">
+                    <wp:inline distT="0" distB="0" distL="0" distR="0">
                       <wp:extent cx="1381125" cy="1381125"/>
-                      <wp:effectExtent l="0" t="0" r="9525" b="9525"/>
-                      <wp:docPr id="16" name="Picture 16"/>
+                      <wp:effectExtent l="0" t="0" r="0" b="0"/>
+                      <wp:docPr id="1" name="Picture 16" descr=""/>
                       <wp:cNvGraphicFramePr>
                         <a:graphicFrameLocks xmlns:a="http://schemas.openxmlformats.org/drawingml/2006/main" noChangeAspect="1"/>
                       </wp:cNvGraphicFramePr>
@@ -450,20 +684,13 @@
                         <a:graphicData uri="http://schemas.openxmlformats.org/drawingml/2006/picture">
                           <pic:pic xmlns:pic="http://schemas.openxmlformats.org/drawingml/2006/picture">
                             <pic:nvPicPr>
-                              <pic:cNvPr id="0" name="Picture 16"/>
+                              <pic:cNvPr id="1" name="Picture 16" descr=""/>
                               <pic:cNvPicPr>
                                 <a:picLocks noChangeAspect="1" noChangeArrowheads="1"/>
                               </pic:cNvPicPr>
                             </pic:nvPicPr>
                             <pic:blipFill>
-                              <a:blip r:embed="rId10">
-                                <a:extLst>
-                                  <a:ext uri="{28A0092B-C50C-407E-A947-70E740481C1C}">
-                                    <a14:useLocalDpi xmlns:a14="http://schemas.microsoft.com/office/drawing/2010/main" val="0"/>
-                                  </a:ext>
-                                </a:extLst>
-                              </a:blip>
-                              <a:srcRect/>
+                              <a:blip r:embed="rId4"/>
                               <a:stretch>
                                 <a:fillRect/>
                               </a:stretch>
@@ -476,10 +703,6 @@
                               <a:prstGeom prst="rect">
                                 <a:avLst/>
                               </a:prstGeom>
-                              <a:noFill/>
-                              <a:ln>
-                                <a:noFill/>
-                              </a:ln>
                             </pic:spPr>
                           </pic:pic>
                         </a:graphicData>
@@ -488,107 +711,112 @@
                   </w:drawing>
                 </w:r>
               </w:p>
-            </w:tc>
-          </w:sdtContent>
-        </w:sdt>
+            </w:sdtContent>
+          </w:sdt>
+        </w:tc>
       </w:tr>
       <w:tr>
+        <w:trPr/>
         <w:tc>
           <w:tcPr>
-            <w:tcW w:w="2245" w:type="dxa"/>
+            <w:tcW w:w="2244" w:type="dxa"/>
+            <w:tcBorders/>
           </w:tcPr>
           <w:p>
             <w:pPr>
+              <w:pStyle w:val="Normal"/>
+              <w:widowControl/>
+              <w:spacing w:lineRule="auto" w:line="240" w:before="0" w:after="0"/>
+              <w:jc w:val="left"/>
               <w:rPr>
                 <w:sz w:val="32"/>
               </w:rPr>
             </w:pPr>
+            <w:r>
+              <w:rPr>
+                <w:rFonts w:eastAsia="Calibri" w:cs=""/>
+                <w:kern w:val="0"/>
+                <w:sz w:val="32"/>
+                <w:szCs w:val="22"/>
+                <w:lang w:val="en-US" w:eastAsia="en-US" w:bidi="ar-SA"/>
+              </w:rPr>
+            </w:r>
           </w:p>
         </w:tc>
         <w:tc>
           <w:tcPr>
-            <w:tcW w:w="7105" w:type="dxa"/>
+            <w:tcW w:w="7221" w:type="dxa"/>
+            <w:tcBorders/>
           </w:tcPr>
           <w:p>
             <w:pPr>
+              <w:pStyle w:val="Normal"/>
+              <w:widowControl/>
+              <w:spacing w:lineRule="auto" w:line="240" w:before="0" w:after="0"/>
+              <w:jc w:val="left"/>
               <w:rPr>
                 <w:sz w:val="32"/>
               </w:rPr>
             </w:pPr>
+            <w:r>
+              <w:rPr>
+                <w:rFonts w:eastAsia="Calibri" w:cs=""/>
+                <w:kern w:val="0"/>
+                <w:sz w:val="32"/>
+                <w:szCs w:val="22"/>
+                <w:lang w:val="en-US" w:eastAsia="en-US" w:bidi="ar-SA"/>
+              </w:rPr>
+            </w:r>
           </w:p>
         </w:tc>
       </w:tr>
     </w:tbl>
     <w:p>
       <w:pPr>
+        <w:pStyle w:val="Normal"/>
+        <w:spacing w:before="0" w:after="160"/>
         <w:rPr>
           <w:sz w:val="32"/>
         </w:rPr>
       </w:pPr>
+      <w:r>
+        <w:rPr>
+          <w:sz w:val="32"/>
+        </w:rPr>
+      </w:r>
     </w:p>
     <w:sectPr>
-      <w:headerReference w:type="default" r:id="rId11"/>
+      <w:headerReference w:type="even" r:id="rId5"/>
+      <w:headerReference w:type="default" r:id="rId6"/>
+      <w:headerReference w:type="first" r:id="rId7"/>
+      <w:type w:val="nextPage"/>
       <w:pgSz w:w="12240" w:h="15840"/>
-      <w:pgMar w:top="1440" w:right="1440" w:bottom="1440" w:left="1440" w:header="720" w:footer="720" w:gutter="0"/>
-      <w:cols w:space="720"/>
-      <w:docGrid w:linePitch="360"/>
+      <w:pgMar w:left="1440" w:right="1440" w:gutter="0" w:header="720" w:top="1440" w:footer="0" w:bottom="1440"/>
+      <w:pgNumType w:fmt="decimal"/>
+      <w:formProt w:val="false"/>
+      <w:textDirection w:val="lrTb"/>
+      <w:docGrid w:type="default" w:linePitch="360" w:charSpace="4096"/>
     </w:sectPr>
   </w:body>
 </w:document>
 </file>
 
-<file path=word/endnotes.xml><?xml version="1.0" encoding="utf-8"?>
-<w:endnotes xmlns:wpc="http://schemas.microsoft.com/office/word/2010/wordprocessingCanvas" xmlns:cx="http://schemas.microsoft.com/office/drawing/2014/chartex" xmlns:mc="http://schemas.openxmlformats.org/markup-compatibility/2006" xmlns:o="urn:schemas-microsoft-com:office:office" xmlns:r="http://schemas.openxmlformats.org/officeDocument/2006/relationships" xmlns:m="http://schemas.openxmlformats.org/officeDocument/2006/math" xmlns:v="urn:schemas-microsoft-com:vml" xmlns:wp14="http://schemas.microsoft.com/office/word/2010/wordprocessingDrawing" xmlns:wp="http://schemas.openxmlformats.org/drawingml/2006/wordprocessingDrawing" xmlns:w10="urn:schemas-microsoft-com:office:word" xmlns:w="http://schemas.openxmlformats.org/wordprocessingml/2006/main" xmlns:w14="http://schemas.microsoft.com/office/word/2010/wordml" xmlns:w15="http://schemas.microsoft.com/office/word/2012/wordml" xmlns:w16se="http://schemas.microsoft.com/office/word/2015/wordml/symex" xmlns:wpg="http://schemas.microsoft.com/office/word/2010/wordprocessingGroup" xmlns:wpi="http://schemas.microsoft.com/office/word/2010/wordprocessingInk" xmlns:wne="http://schemas.microsoft.com/office/word/2006/wordml" xmlns:wps="http://schemas.microsoft.com/office/word/2010/wordprocessingShape" mc:Ignorable="w14 w15 w16se wp14">
-  <w:endnote w:type="separator" w:id="-1">
-    <w:p>
-      <w:pPr>
-        <w:spacing w:after="0" w:line="240" w:lineRule="auto"/>
-      </w:pPr>
-      <w:r>
-        <w:separator/>
-      </w:r>
-    </w:p>
-  </w:endnote>
-  <w:endnote w:type="continuationSeparator" w:id="0">
-    <w:p>
-      <w:pPr>
-        <w:spacing w:after="0" w:line="240" w:lineRule="auto"/>
-      </w:pPr>
-      <w:r>
-        <w:continuationSeparator/>
-      </w:r>
-    </w:p>
-  </w:endnote>
-</w:endnotes>
+<file path=word/header1.xml><?xml version="1.0" encoding="utf-8"?>
+<w:hdr xmlns:o="urn:schemas-microsoft-com:office:office" xmlns:r="http://schemas.openxmlformats.org/officeDocument/2006/relationships" xmlns:v="urn:schemas-microsoft-com:vml" xmlns:w="http://schemas.openxmlformats.org/wordprocessingml/2006/main" xmlns:w10="urn:schemas-microsoft-com:office:word" xmlns:wp="http://schemas.openxmlformats.org/drawingml/2006/wordprocessingDrawing" xmlns:wps="http://schemas.microsoft.com/office/word/2010/wordprocessingShape" xmlns:wpg="http://schemas.microsoft.com/office/word/2010/wordprocessingGroup" xmlns:mc="http://schemas.openxmlformats.org/markup-compatibility/2006" xmlns:wp14="http://schemas.microsoft.com/office/word/2010/wordprocessingDrawing" xmlns:w14="http://schemas.microsoft.com/office/word/2010/wordml" xmlns:w15="http://schemas.microsoft.com/office/word/2012/wordml" mc:Ignorable="w14 wp14 w15">
+  <w:p>
+    <w:pPr>
+      <w:pStyle w:val="Header"/>
+      <w:rPr/>
+    </w:pPr>
+    <w:r>
+      <w:rPr/>
+    </w:r>
+  </w:p>
+</w:hdr>
 </file>
 
-<file path=word/footnotes.xml><?xml version="1.0" encoding="utf-8"?>
-<w:footnotes xmlns:wpc="http://schemas.microsoft.com/office/word/2010/wordprocessingCanvas" xmlns:cx="http://schemas.microsoft.com/office/drawing/2014/chartex" xmlns:mc="http://schemas.openxmlformats.org/markup-compatibility/2006" xmlns:o="urn:schemas-microsoft-com:office:office" xmlns:r="http://schemas.openxmlformats.org/officeDocument/2006/relationships" xmlns:m="http://schemas.openxmlformats.org/officeDocument/2006/math" xmlns:v="urn:schemas-microsoft-com:vml" xmlns:wp14="http://schemas.microsoft.com/office/word/2010/wordprocessingDrawing" xmlns:wp="http://schemas.openxmlformats.org/drawingml/2006/wordprocessingDrawing" xmlns:w10="urn:schemas-microsoft-com:office:word" xmlns:w="http://schemas.openxmlformats.org/wordprocessingml/2006/main" xmlns:w14="http://schemas.microsoft.com/office/word/2010/wordml" xmlns:w15="http://schemas.microsoft.com/office/word/2012/wordml" xmlns:w16se="http://schemas.microsoft.com/office/word/2015/wordml/symex" xmlns:wpg="http://schemas.microsoft.com/office/word/2010/wordprocessingGroup" xmlns:wpi="http://schemas.microsoft.com/office/word/2010/wordprocessingInk" xmlns:wne="http://schemas.microsoft.com/office/word/2006/wordml" xmlns:wps="http://schemas.microsoft.com/office/word/2010/wordprocessingShape" mc:Ignorable="w14 w15 w16se wp14">
-  <w:footnote w:type="separator" w:id="-1">
-    <w:p>
-      <w:pPr>
-        <w:spacing w:after="0" w:line="240" w:lineRule="auto"/>
-      </w:pPr>
-      <w:r>
-        <w:separator/>
-      </w:r>
-    </w:p>
-  </w:footnote>
-  <w:footnote w:type="continuationSeparator" w:id="0">
-    <w:p>
-      <w:pPr>
-        <w:spacing w:after="0" w:line="240" w:lineRule="auto"/>
-      </w:pPr>
-      <w:r>
-        <w:continuationSeparator/>
-      </w:r>
-    </w:p>
-  </w:footnote>
-</w:footnotes>
-</file>
-
-<file path=word/header1.xml><?xml version="1.0" encoding="utf-8"?>
-<w:hdr xmlns:wpc="http://schemas.microsoft.com/office/word/2010/wordprocessingCanvas" xmlns:cx="http://schemas.microsoft.com/office/drawing/2014/chartex" xmlns:mc="http://schemas.openxmlformats.org/markup-compatibility/2006" xmlns:o="urn:schemas-microsoft-com:office:office" xmlns:r="http://schemas.openxmlformats.org/officeDocument/2006/relationships" xmlns:m="http://schemas.openxmlformats.org/officeDocument/2006/math" xmlns:v="urn:schemas-microsoft-com:vml" xmlns:wp14="http://schemas.microsoft.com/office/word/2010/wordprocessingDrawing" xmlns:wp="http://schemas.openxmlformats.org/drawingml/2006/wordprocessingDrawing" xmlns:w10="urn:schemas-microsoft-com:office:word" xmlns:w="http://schemas.openxmlformats.org/wordprocessingml/2006/main" xmlns:w14="http://schemas.microsoft.com/office/word/2010/wordml" xmlns:w15="http://schemas.microsoft.com/office/word/2012/wordml" xmlns:w16se="http://schemas.microsoft.com/office/word/2015/wordml/symex" xmlns:wpg="http://schemas.microsoft.com/office/word/2010/wordprocessingGroup" xmlns:wpi="http://schemas.microsoft.com/office/word/2010/wordprocessingInk" xmlns:wne="http://schemas.microsoft.com/office/word/2006/wordml" xmlns:wps="http://schemas.microsoft.com/office/word/2010/wordprocessingShape" mc:Ignorable="w14 w15 w16se wp14">
+<file path=word/header2.xml><?xml version="1.0" encoding="utf-8"?>
+<w:hdr xmlns:o="urn:schemas-microsoft-com:office:office" xmlns:r="http://schemas.openxmlformats.org/officeDocument/2006/relationships" xmlns:v="urn:schemas-microsoft-com:vml" xmlns:w="http://schemas.openxmlformats.org/wordprocessingml/2006/main" xmlns:w10="urn:schemas-microsoft-com:office:word" xmlns:wp="http://schemas.openxmlformats.org/drawingml/2006/wordprocessingDrawing" xmlns:wps="http://schemas.microsoft.com/office/word/2010/wordprocessingShape" xmlns:wpg="http://schemas.microsoft.com/office/word/2010/wordprocessingGroup" xmlns:mc="http://schemas.openxmlformats.org/markup-compatibility/2006" xmlns:wp14="http://schemas.microsoft.com/office/word/2010/wordprocessingDrawing" xmlns:w14="http://schemas.microsoft.com/office/word/2010/wordml" xmlns:w15="http://schemas.microsoft.com/office/word/2012/wordml" mc:Ignorable="w14 wp14 w15">
   <w:p>
     <w:pPr>
       <w:pStyle w:val="Header"/>
@@ -600,11 +828,8 @@
       </w:rPr>
     </w:pPr>
     <w:r>
-      <w:rPr>
-        <w:noProof/>
-      </w:rPr>
       <w:drawing>
-        <wp:anchor distT="0" distB="0" distL="114300" distR="114300" simplePos="0" relativeHeight="251659264" behindDoc="0" locked="0" layoutInCell="1" allowOverlap="1" wp14:anchorId="758C4489" wp14:editId="212E33A8">
+        <wp:anchor behindDoc="1" distT="0" distB="0" distL="114300" distR="114300" simplePos="0" locked="0" layoutInCell="0" allowOverlap="1" relativeHeight="2">
           <wp:simplePos x="0" y="0"/>
           <wp:positionH relativeFrom="column">
             <wp:posOffset>4716780</wp:posOffset>
@@ -613,9 +838,9 @@
             <wp:posOffset>-19050</wp:posOffset>
           </wp:positionV>
           <wp:extent cx="1725930" cy="1381125"/>
-          <wp:effectExtent l="0" t="0" r="7620" b="9525"/>
+          <wp:effectExtent l="0" t="0" r="0" b="0"/>
           <wp:wrapSquare wrapText="bothSides"/>
-          <wp:docPr id="1" name="Picture 1" descr="https://dynamic.design.com/asset/logo/68c16aef-0362-4220-836d-5df421af0e9a/logo-search-grid-2x?logoTemplateVersion=2&amp;v=1765299165507&amp;layout=layout-auto-1-1&amp;text=Authority+of+housing+community&amp;colorpalette=none"/>
+          <wp:docPr id="2" name="Picture 1" descr="https://dynamic.design.com/asset/logo/68c16aef-0362-4220-836d-5df421af0e9a/logo-search-grid-2x?logoTemplateVersion=2&amp;v=1765299165507&amp;layout=layout-auto-1-1&amp;text=Authority+of+housing+community&amp;colorpalette=none"/>
           <wp:cNvGraphicFramePr>
             <a:graphicFrameLocks xmlns:a="http://schemas.openxmlformats.org/drawingml/2006/main" noChangeAspect="1"/>
           </wp:cNvGraphicFramePr>
@@ -623,20 +848,13 @@
             <a:graphicData uri="http://schemas.openxmlformats.org/drawingml/2006/picture">
               <pic:pic xmlns:pic="http://schemas.openxmlformats.org/drawingml/2006/picture">
                 <pic:nvPicPr>
-                  <pic:cNvPr id="0" name="Picture 1" descr="https://dynamic.design.com/asset/logo/68c16aef-0362-4220-836d-5df421af0e9a/logo-search-grid-2x?logoTemplateVersion=2&amp;v=1765299165507&amp;layout=layout-auto-1-1&amp;text=Authority+of+housing+community&amp;colorpalette=none"/>
+                  <pic:cNvPr id="2" name="Picture 1" descr="https://dynamic.design.com/asset/logo/68c16aef-0362-4220-836d-5df421af0e9a/logo-search-grid-2x?logoTemplateVersion=2&amp;v=1765299165507&amp;layout=layout-auto-1-1&amp;text=Authority+of+housing+community&amp;colorpalette=none"/>
                   <pic:cNvPicPr>
                     <a:picLocks noChangeAspect="1" noChangeArrowheads="1"/>
                   </pic:cNvPicPr>
                 </pic:nvPicPr>
                 <pic:blipFill>
-                  <a:blip r:embed="rId1" cstate="print">
-                    <a:extLst>
-                      <a:ext uri="{28A0092B-C50C-407E-A947-70E740481C1C}">
-                        <a14:useLocalDpi xmlns:a14="http://schemas.microsoft.com/office/drawing/2010/main" val="0"/>
-                      </a:ext>
-                    </a:extLst>
-                  </a:blip>
-                  <a:srcRect/>
+                  <a:blip r:embed="rId1"/>
                   <a:stretch>
                     <a:fillRect/>
                   </a:stretch>
@@ -649,10 +867,6 @@
                   <a:prstGeom prst="rect">
                     <a:avLst/>
                   </a:prstGeom>
-                  <a:noFill/>
-                  <a:ln>
-                    <a:noFill/>
-                  </a:ln>
                 </pic:spPr>
               </pic:pic>
             </a:graphicData>
@@ -666,25 +880,7 @@
         <w:sz w:val="32"/>
         <w:szCs w:val="32"/>
       </w:rPr>
-      <w:t xml:space="preserve">Authority </w:t>
-    </w:r>
-    <w:proofErr w:type="gramStart"/>
-    <w:r>
-      <w:rPr>
-        <w:b/>
-        <w:sz w:val="32"/>
-        <w:szCs w:val="32"/>
-      </w:rPr>
-      <w:t>Of</w:t>
-    </w:r>
-    <w:proofErr w:type="gramEnd"/>
-    <w:r>
-      <w:rPr>
-        <w:b/>
-        <w:sz w:val="32"/>
-        <w:szCs w:val="32"/>
-      </w:rPr>
-      <w:t xml:space="preserve"> Housing Community</w:t>
+      <w:t>Authority Of Housing Community</w:t>
     </w:r>
   </w:p>
   <w:p>
@@ -729,8 +925,10 @@
     <w:pPr>
       <w:pStyle w:val="Header"/>
       <w:tabs>
-        <w:tab w:val="center" w:pos="4968"/>
-        <w:tab w:val="left" w:pos="8175"/>
+        <w:tab w:val="center" w:pos="4680" w:leader="none"/>
+        <w:tab w:val="center" w:pos="4968" w:leader="none"/>
+        <w:tab w:val="left" w:pos="8175" w:leader="none"/>
+        <w:tab w:val="right" w:pos="9360" w:leader="none"/>
       </w:tabs>
       <w:jc w:val="center"/>
       <w:rPr>
@@ -747,7 +945,7 @@
       </w:rPr>
       <w:t xml:space="preserve">e-mail: </w:t>
     </w:r>
-    <w:hyperlink r:id="rId2" w:history="1">
+    <w:hyperlink r:id="rId2">
       <w:r>
         <w:rPr>
           <w:rStyle w:val="Hyperlink"/>
@@ -763,8 +961,10 @@
     <w:pPr>
       <w:pStyle w:val="Header"/>
       <w:tabs>
-        <w:tab w:val="center" w:pos="4968"/>
-        <w:tab w:val="left" w:pos="8175"/>
+        <w:tab w:val="center" w:pos="4680" w:leader="none"/>
+        <w:tab w:val="center" w:pos="4968" w:leader="none"/>
+        <w:tab w:val="left" w:pos="8175" w:leader="none"/>
+        <w:tab w:val="right" w:pos="9360" w:leader="none"/>
       </w:tabs>
       <w:jc w:val="right"/>
       <w:rPr>
@@ -773,6 +973,13 @@
         <w:szCs w:val="32"/>
       </w:rPr>
     </w:pPr>
+    <w:r>
+      <w:rPr>
+        <w:b/>
+        <w:sz w:val="32"/>
+        <w:szCs w:val="32"/>
+      </w:rPr>
+    </w:r>
   </w:p>
   <w:p>
     <w:pPr>
@@ -784,21 +991,228 @@
         <w:szCs w:val="32"/>
       </w:rPr>
     </w:pPr>
+    <w:r>
+      <w:rPr>
+        <w:b/>
+        <w:sz w:val="32"/>
+        <w:szCs w:val="32"/>
+      </w:rPr>
+    </w:r>
   </w:p>
   <w:p>
     <w:pPr>
       <w:pStyle w:val="Header"/>
+      <w:rPr/>
     </w:pPr>
+    <w:r>
+      <w:rPr/>
+    </w:r>
+  </w:p>
+</w:hdr>
+</file>
+
+<file path=word/header3.xml><?xml version="1.0" encoding="utf-8"?>
+<w:hdr xmlns:o="urn:schemas-microsoft-com:office:office" xmlns:r="http://schemas.openxmlformats.org/officeDocument/2006/relationships" xmlns:v="urn:schemas-microsoft-com:vml" xmlns:w="http://schemas.openxmlformats.org/wordprocessingml/2006/main" xmlns:w10="urn:schemas-microsoft-com:office:word" xmlns:wp="http://schemas.openxmlformats.org/drawingml/2006/wordprocessingDrawing" xmlns:wps="http://schemas.microsoft.com/office/word/2010/wordprocessingShape" xmlns:wpg="http://schemas.microsoft.com/office/word/2010/wordprocessingGroup" xmlns:mc="http://schemas.openxmlformats.org/markup-compatibility/2006" xmlns:wp14="http://schemas.microsoft.com/office/word/2010/wordprocessingDrawing" xmlns:w14="http://schemas.microsoft.com/office/word/2010/wordml" xmlns:w15="http://schemas.microsoft.com/office/word/2012/wordml" mc:Ignorable="w14 wp14 w15">
+  <w:p>
+    <w:pPr>
+      <w:pStyle w:val="Header"/>
+      <w:jc w:val="center"/>
+      <w:rPr>
+        <w:b/>
+        <w:sz w:val="32"/>
+        <w:szCs w:val="32"/>
+      </w:rPr>
+    </w:pPr>
+    <w:r>
+      <w:drawing>
+        <wp:anchor behindDoc="1" distT="0" distB="0" distL="114300" distR="114300" simplePos="0" locked="0" layoutInCell="0" allowOverlap="1" relativeHeight="2">
+          <wp:simplePos x="0" y="0"/>
+          <wp:positionH relativeFrom="column">
+            <wp:posOffset>4716780</wp:posOffset>
+          </wp:positionH>
+          <wp:positionV relativeFrom="paragraph">
+            <wp:posOffset>-19050</wp:posOffset>
+          </wp:positionV>
+          <wp:extent cx="1725930" cy="1381125"/>
+          <wp:effectExtent l="0" t="0" r="0" b="0"/>
+          <wp:wrapSquare wrapText="bothSides"/>
+          <wp:docPr id="3" name="Picture 1" descr="https://dynamic.design.com/asset/logo/68c16aef-0362-4220-836d-5df421af0e9a/logo-search-grid-2x?logoTemplateVersion=2&amp;v=1765299165507&amp;layout=layout-auto-1-1&amp;text=Authority+of+housing+community&amp;colorpalette=none"/>
+          <wp:cNvGraphicFramePr>
+            <a:graphicFrameLocks xmlns:a="http://schemas.openxmlformats.org/drawingml/2006/main" noChangeAspect="1"/>
+          </wp:cNvGraphicFramePr>
+          <a:graphic xmlns:a="http://schemas.openxmlformats.org/drawingml/2006/main">
+            <a:graphicData uri="http://schemas.openxmlformats.org/drawingml/2006/picture">
+              <pic:pic xmlns:pic="http://schemas.openxmlformats.org/drawingml/2006/picture">
+                <pic:nvPicPr>
+                  <pic:cNvPr id="3" name="Picture 1" descr="https://dynamic.design.com/asset/logo/68c16aef-0362-4220-836d-5df421af0e9a/logo-search-grid-2x?logoTemplateVersion=2&amp;v=1765299165507&amp;layout=layout-auto-1-1&amp;text=Authority+of+housing+community&amp;colorpalette=none"/>
+                  <pic:cNvPicPr>
+                    <a:picLocks noChangeAspect="1" noChangeArrowheads="1"/>
+                  </pic:cNvPicPr>
+                </pic:nvPicPr>
+                <pic:blipFill>
+                  <a:blip r:embed="rId1"/>
+                  <a:stretch>
+                    <a:fillRect/>
+                  </a:stretch>
+                </pic:blipFill>
+                <pic:spPr bwMode="auto">
+                  <a:xfrm>
+                    <a:off x="0" y="0"/>
+                    <a:ext cx="1725930" cy="1381125"/>
+                  </a:xfrm>
+                  <a:prstGeom prst="rect">
+                    <a:avLst/>
+                  </a:prstGeom>
+                </pic:spPr>
+              </pic:pic>
+            </a:graphicData>
+          </a:graphic>
+        </wp:anchor>
+      </w:drawing>
+    </w:r>
+    <w:r>
+      <w:rPr>
+        <w:b/>
+        <w:sz w:val="32"/>
+        <w:szCs w:val="32"/>
+      </w:rPr>
+      <w:t>Authority Of Housing Community</w:t>
+    </w:r>
+  </w:p>
+  <w:p>
+    <w:pPr>
+      <w:pStyle w:val="Header"/>
+      <w:jc w:val="center"/>
+      <w:rPr>
+        <w:b/>
+        <w:sz w:val="32"/>
+        <w:szCs w:val="32"/>
+      </w:rPr>
+    </w:pPr>
+    <w:r>
+      <w:rPr>
+        <w:b/>
+        <w:sz w:val="32"/>
+        <w:szCs w:val="32"/>
+      </w:rPr>
+      <w:t>305 Diamond housing Scheme</w:t>
+    </w:r>
+  </w:p>
+  <w:p>
+    <w:pPr>
+      <w:pStyle w:val="Header"/>
+      <w:jc w:val="center"/>
+      <w:rPr>
+        <w:b/>
+        <w:sz w:val="32"/>
+        <w:szCs w:val="32"/>
+      </w:rPr>
+    </w:pPr>
+    <w:r>
+      <w:rPr>
+        <w:b/>
+        <w:sz w:val="32"/>
+        <w:szCs w:val="32"/>
+      </w:rPr>
+      <w:t>Phone Number: 340-2443</w:t>
+    </w:r>
+  </w:p>
+  <w:p>
+    <w:pPr>
+      <w:pStyle w:val="Header"/>
+      <w:tabs>
+        <w:tab w:val="center" w:pos="4680" w:leader="none"/>
+        <w:tab w:val="center" w:pos="4968" w:leader="none"/>
+        <w:tab w:val="left" w:pos="8175" w:leader="none"/>
+        <w:tab w:val="right" w:pos="9360" w:leader="none"/>
+      </w:tabs>
+      <w:jc w:val="center"/>
+      <w:rPr>
+        <w:b/>
+        <w:sz w:val="32"/>
+        <w:szCs w:val="32"/>
+      </w:rPr>
+    </w:pPr>
+    <w:r>
+      <w:rPr>
+        <w:b/>
+        <w:sz w:val="32"/>
+        <w:szCs w:val="32"/>
+      </w:rPr>
+      <w:t xml:space="preserve">e-mail: </w:t>
+    </w:r>
+    <w:hyperlink r:id="rId2">
+      <w:r>
+        <w:rPr>
+          <w:rStyle w:val="Hyperlink"/>
+          <w:b/>
+          <w:sz w:val="32"/>
+          <w:szCs w:val="32"/>
+        </w:rPr>
+        <w:t>mailings@mail.com</w:t>
+      </w:r>
+    </w:hyperlink>
+  </w:p>
+  <w:p>
+    <w:pPr>
+      <w:pStyle w:val="Header"/>
+      <w:tabs>
+        <w:tab w:val="center" w:pos="4680" w:leader="none"/>
+        <w:tab w:val="center" w:pos="4968" w:leader="none"/>
+        <w:tab w:val="left" w:pos="8175" w:leader="none"/>
+        <w:tab w:val="right" w:pos="9360" w:leader="none"/>
+      </w:tabs>
+      <w:jc w:val="right"/>
+      <w:rPr>
+        <w:b/>
+        <w:sz w:val="32"/>
+        <w:szCs w:val="32"/>
+      </w:rPr>
+    </w:pPr>
+    <w:r>
+      <w:rPr>
+        <w:b/>
+        <w:sz w:val="32"/>
+        <w:szCs w:val="32"/>
+      </w:rPr>
+    </w:r>
+  </w:p>
+  <w:p>
+    <w:pPr>
+      <w:pStyle w:val="Header"/>
+      <w:jc w:val="center"/>
+      <w:rPr>
+        <w:b/>
+        <w:sz w:val="32"/>
+        <w:szCs w:val="32"/>
+      </w:rPr>
+    </w:pPr>
+    <w:r>
+      <w:rPr>
+        <w:b/>
+        <w:sz w:val="32"/>
+        <w:szCs w:val="32"/>
+      </w:rPr>
+    </w:r>
+  </w:p>
+  <w:p>
+    <w:pPr>
+      <w:pStyle w:val="Header"/>
+      <w:rPr/>
+    </w:pPr>
+    <w:r>
+      <w:rPr/>
+    </w:r>
   </w:p>
 </w:hdr>
 </file>
 
 <file path=word/styles.xml><?xml version="1.0" encoding="utf-8"?>
-<w:styles xmlns:mc="http://schemas.openxmlformats.org/markup-compatibility/2006" xmlns:r="http://schemas.openxmlformats.org/officeDocument/2006/relationships" xmlns:w="http://schemas.openxmlformats.org/wordprocessingml/2006/main" xmlns:w14="http://schemas.microsoft.com/office/word/2010/wordml" xmlns:w15="http://schemas.microsoft.com/office/word/2012/wordml" xmlns:w16se="http://schemas.microsoft.com/office/word/2015/wordml/symex" mc:Ignorable="w14 w15 w16se">
+<w:styles xmlns:w="http://schemas.openxmlformats.org/wordprocessingml/2006/main" xmlns:w14="http://schemas.microsoft.com/office/word/2010/wordml" xmlns:mc="http://schemas.openxmlformats.org/markup-compatibility/2006" mc:Ignorable="w14">
   <w:docDefaults>
     <w:rPrDefault>
       <w:rPr>
-        <w:rFonts w:asciiTheme="minorHAnsi" w:eastAsiaTheme="minorHAnsi" w:hAnsiTheme="minorHAnsi" w:cstheme="minorBidi"/>
+        <w:rFonts w:ascii="Calibri" w:hAnsi="Calibri" w:eastAsia="Calibri" w:cs="" w:asciiTheme="minorHAnsi" w:cstheme="minorBidi" w:eastAsiaTheme="minorHAnsi" w:hAnsiTheme="minorHAnsi"/>
         <w:sz w:val="22"/>
         <w:szCs w:val="22"/>
         <w:lang w:val="en-US" w:eastAsia="en-US" w:bidi="ar-SA"/>
@@ -806,21 +1220,21 @@
     </w:rPrDefault>
     <w:pPrDefault>
       <w:pPr>
-        <w:spacing w:after="160" w:line="259" w:lineRule="auto"/>
+        <w:suppressAutoHyphens w:val="true"/>
       </w:pPr>
     </w:pPrDefault>
   </w:docDefaults>
   <w:latentStyles w:defLockedState="0" w:defUIPriority="99" w:defSemiHidden="0" w:defUnhideWhenUsed="0" w:defQFormat="0" w:count="371">
     <w:lsdException w:name="Normal" w:uiPriority="0" w:qFormat="1"/>
     <w:lsdException w:name="heading 1" w:uiPriority="9" w:qFormat="1"/>
-    <w:lsdException w:name="heading 2" w:semiHidden="1" w:uiPriority="9" w:unhideWhenUsed="1" w:qFormat="1"/>
-    <w:lsdException w:name="heading 3" w:semiHidden="1" w:uiPriority="9" w:unhideWhenUsed="1" w:qFormat="1"/>
-    <w:lsdException w:name="heading 4" w:semiHidden="1" w:uiPriority="9" w:unhideWhenUsed="1" w:qFormat="1"/>
-    <w:lsdException w:name="heading 5" w:semiHidden="1" w:uiPriority="9" w:unhideWhenUsed="1" w:qFormat="1"/>
-    <w:lsdException w:name="heading 6" w:semiHidden="1" w:uiPriority="9" w:unhideWhenUsed="1" w:qFormat="1"/>
-    <w:lsdException w:name="heading 7" w:semiHidden="1" w:uiPriority="9" w:unhideWhenUsed="1" w:qFormat="1"/>
-    <w:lsdException w:name="heading 8" w:semiHidden="1" w:uiPriority="9" w:unhideWhenUsed="1" w:qFormat="1"/>
-    <w:lsdException w:name="heading 9" w:semiHidden="1" w:uiPriority="9" w:unhideWhenUsed="1" w:qFormat="1"/>
+    <w:lsdException w:name="heading 2" w:uiPriority="9" w:semiHidden="1" w:unhideWhenUsed="1" w:qFormat="1"/>
+    <w:lsdException w:name="heading 3" w:uiPriority="9" w:semiHidden="1" w:unhideWhenUsed="1" w:qFormat="1"/>
+    <w:lsdException w:name="heading 4" w:uiPriority="9" w:semiHidden="1" w:unhideWhenUsed="1" w:qFormat="1"/>
+    <w:lsdException w:name="heading 5" w:uiPriority="9" w:semiHidden="1" w:unhideWhenUsed="1" w:qFormat="1"/>
+    <w:lsdException w:name="heading 6" w:uiPriority="9" w:semiHidden="1" w:unhideWhenUsed="1" w:qFormat="1"/>
+    <w:lsdException w:name="heading 7" w:uiPriority="9" w:semiHidden="1" w:unhideWhenUsed="1" w:qFormat="1"/>
+    <w:lsdException w:name="heading 8" w:uiPriority="9" w:semiHidden="1" w:unhideWhenUsed="1" w:qFormat="1"/>
+    <w:lsdException w:name="heading 9" w:uiPriority="9" w:semiHidden="1" w:unhideWhenUsed="1" w:qFormat="1"/>
     <w:lsdException w:name="index 1" w:semiHidden="1" w:unhideWhenUsed="1"/>
     <w:lsdException w:name="index 2" w:semiHidden="1" w:unhideWhenUsed="1"/>
     <w:lsdException w:name="index 3" w:semiHidden="1" w:unhideWhenUsed="1"/>
@@ -830,22 +1244,22 @@
     <w:lsdException w:name="index 7" w:semiHidden="1" w:unhideWhenUsed="1"/>
     <w:lsdException w:name="index 8" w:semiHidden="1" w:unhideWhenUsed="1"/>
     <w:lsdException w:name="index 9" w:semiHidden="1" w:unhideWhenUsed="1"/>
-    <w:lsdException w:name="toc 1" w:semiHidden="1" w:uiPriority="39" w:unhideWhenUsed="1"/>
-    <w:lsdException w:name="toc 2" w:semiHidden="1" w:uiPriority="39" w:unhideWhenUsed="1"/>
-    <w:lsdException w:name="toc 3" w:semiHidden="1" w:uiPriority="39" w:unhideWhenUsed="1"/>
-    <w:lsdException w:name="toc 4" w:semiHidden="1" w:uiPriority="39" w:unhideWhenUsed="1"/>
-    <w:lsdException w:name="toc 5" w:semiHidden="1" w:uiPriority="39" w:unhideWhenUsed="1"/>
-    <w:lsdException w:name="toc 6" w:semiHidden="1" w:uiPriority="39" w:unhideWhenUsed="1"/>
-    <w:lsdException w:name="toc 7" w:semiHidden="1" w:uiPriority="39" w:unhideWhenUsed="1"/>
-    <w:lsdException w:name="toc 8" w:semiHidden="1" w:uiPriority="39" w:unhideWhenUsed="1"/>
-    <w:lsdException w:name="toc 9" w:semiHidden="1" w:uiPriority="39" w:unhideWhenUsed="1"/>
+    <w:lsdException w:name="toc 1" w:uiPriority="39" w:semiHidden="1" w:unhideWhenUsed="1"/>
+    <w:lsdException w:name="toc 2" w:uiPriority="39" w:semiHidden="1" w:unhideWhenUsed="1"/>
+    <w:lsdException w:name="toc 3" w:uiPriority="39" w:semiHidden="1" w:unhideWhenUsed="1"/>
+    <w:lsdException w:name="toc 4" w:uiPriority="39" w:semiHidden="1" w:unhideWhenUsed="1"/>
+    <w:lsdException w:name="toc 5" w:uiPriority="39" w:semiHidden="1" w:unhideWhenUsed="1"/>
+    <w:lsdException w:name="toc 6" w:uiPriority="39" w:semiHidden="1" w:unhideWhenUsed="1"/>
+    <w:lsdException w:name="toc 7" w:uiPriority="39" w:semiHidden="1" w:unhideWhenUsed="1"/>
+    <w:lsdException w:name="toc 8" w:uiPriority="39" w:semiHidden="1" w:unhideWhenUsed="1"/>
+    <w:lsdException w:name="toc 9" w:uiPriority="39" w:semiHidden="1" w:unhideWhenUsed="1"/>
     <w:lsdException w:name="Normal Indent" w:semiHidden="1" w:unhideWhenUsed="1"/>
     <w:lsdException w:name="footnote text" w:semiHidden="1" w:unhideWhenUsed="1"/>
     <w:lsdException w:name="annotation text" w:semiHidden="1" w:unhideWhenUsed="1"/>
     <w:lsdException w:name="header" w:semiHidden="1" w:unhideWhenUsed="1"/>
     <w:lsdException w:name="footer" w:semiHidden="1" w:unhideWhenUsed="1"/>
     <w:lsdException w:name="index heading" w:semiHidden="1" w:unhideWhenUsed="1"/>
-    <w:lsdException w:name="caption" w:semiHidden="1" w:uiPriority="35" w:unhideWhenUsed="1" w:qFormat="1"/>
+    <w:lsdException w:name="caption" w:uiPriority="35" w:semiHidden="1" w:unhideWhenUsed="1" w:qFormat="1"/>
     <w:lsdException w:name="table of figures" w:semiHidden="1" w:unhideWhenUsed="1"/>
     <w:lsdException w:name="envelope address" w:semiHidden="1" w:unhideWhenUsed="1"/>
     <w:lsdException w:name="envelope return" w:semiHidden="1" w:unhideWhenUsed="1"/>
@@ -876,7 +1290,7 @@
     <w:lsdException w:name="Title" w:uiPriority="10" w:qFormat="1"/>
     <w:lsdException w:name="Closing" w:semiHidden="1" w:unhideWhenUsed="1"/>
     <w:lsdException w:name="Signature" w:semiHidden="1" w:unhideWhenUsed="1"/>
-    <w:lsdException w:name="Default Paragraph Font" w:semiHidden="1" w:uiPriority="1" w:unhideWhenUsed="1"/>
+    <w:lsdException w:name="Default Paragraph Font" w:uiPriority="1" w:semiHidden="1" w:unhideWhenUsed="1"/>
     <w:lsdException w:name="Body Text" w:semiHidden="1" w:unhideWhenUsed="1"/>
     <w:lsdException w:name="Body Text Indent" w:semiHidden="1" w:unhideWhenUsed="1"/>
     <w:lsdException w:name="List Continue" w:semiHidden="1" w:unhideWhenUsed="1"/>
@@ -1076,8 +1490,8 @@
     <w:lsdException w:name="Subtle Reference" w:uiPriority="31" w:qFormat="1"/>
     <w:lsdException w:name="Intense Reference" w:uiPriority="32" w:qFormat="1"/>
     <w:lsdException w:name="Book Title" w:uiPriority="33" w:qFormat="1"/>
-    <w:lsdException w:name="Bibliography" w:semiHidden="1" w:uiPriority="37" w:unhideWhenUsed="1"/>
-    <w:lsdException w:name="TOC Heading" w:semiHidden="1" w:uiPriority="39" w:unhideWhenUsed="1" w:qFormat="1"/>
+    <w:lsdException w:name="Bibliography" w:uiPriority="37" w:semiHidden="1" w:unhideWhenUsed="1"/>
+    <w:lsdException w:name="TOC Heading" w:uiPriority="39" w:semiHidden="1" w:unhideWhenUsed="1" w:qFormat="1"/>
     <w:lsdException w:name="Plain Table 1" w:uiPriority="41"/>
     <w:lsdException w:name="Plain Table 2" w:uiPriority="42"/>
     <w:lsdException w:name="Plain Table 3" w:uiPriority="43"/>
@@ -1183,136 +1597,216 @@
     <w:lsdException w:name="List Table 6 Colorful Accent 6" w:uiPriority="51"/>
     <w:lsdException w:name="List Table 7 Colorful Accent 6" w:uiPriority="52"/>
   </w:latentStyles>
-  <w:style w:type="paragraph" w:default="1" w:styleId="Normal">
+  <w:style w:type="paragraph" w:styleId="Normal" w:default="1">
     <w:name w:val="Normal"/>
     <w:qFormat/>
-  </w:style>
-  <w:style w:type="character" w:default="1" w:styleId="DefaultParagraphFont">
+    <w:pPr>
+      <w:widowControl/>
+      <w:bidi w:val="0"/>
+      <w:spacing w:lineRule="auto" w:line="259" w:before="0" w:after="160"/>
+      <w:jc w:val="left"/>
+    </w:pPr>
+    <w:rPr>
+      <w:rFonts w:ascii="Calibri" w:hAnsi="Calibri" w:eastAsia="Calibri" w:cs="" w:asciiTheme="minorHAnsi" w:cstheme="minorBidi" w:eastAsiaTheme="minorHAnsi" w:hAnsiTheme="minorHAnsi"/>
+      <w:color w:val="auto"/>
+      <w:kern w:val="0"/>
+      <w:sz w:val="22"/>
+      <w:szCs w:val="22"/>
+      <w:lang w:val="en-US" w:eastAsia="en-US" w:bidi="ar-SA"/>
+    </w:rPr>
+  </w:style>
+  <w:style w:type="character" w:styleId="DefaultParagraphFont" w:default="1">
     <w:name w:val="Default Paragraph Font"/>
     <w:uiPriority w:val="1"/>
     <w:semiHidden/>
     <w:unhideWhenUsed/>
-  </w:style>
-  <w:style w:type="table" w:default="1" w:styleId="TableNormal">
-    <w:name w:val="Normal Table"/>
-    <w:uiPriority w:val="99"/>
-    <w:semiHidden/>
-    <w:unhideWhenUsed/>
-    <w:tblPr>
-      <w:tblInd w:w="0" w:type="dxa"/>
-      <w:tblCellMar>
-        <w:top w:w="0" w:type="dxa"/>
-        <w:left w:w="108" w:type="dxa"/>
-        <w:bottom w:w="0" w:type="dxa"/>
-        <w:right w:w="108" w:type="dxa"/>
-      </w:tblCellMar>
-    </w:tblPr>
-  </w:style>
-  <w:style w:type="numbering" w:default="1" w:styleId="NoList">
-    <w:name w:val="No List"/>
-    <w:uiPriority w:val="99"/>
-    <w:semiHidden/>
-    <w:unhideWhenUsed/>
-  </w:style>
-  <w:style w:type="paragraph" w:styleId="Header">
-    <w:name w:val="header"/>
-    <w:basedOn w:val="Normal"/>
-    <w:link w:val="HeaderChar"/>
-    <w:uiPriority w:val="99"/>
-    <w:unhideWhenUsed/>
-    <w:rsid w:val="00B92C9E"/>
-    <w:pPr>
-      <w:tabs>
-        <w:tab w:val="center" w:pos="4680"/>
-        <w:tab w:val="right" w:pos="9360"/>
-      </w:tabs>
-      <w:spacing w:after="0" w:line="240" w:lineRule="auto"/>
-    </w:pPr>
-  </w:style>
-  <w:style w:type="character" w:customStyle="1" w:styleId="HeaderChar">
+    <w:qFormat/>
+    <w:rPr/>
+  </w:style>
+  <w:style w:type="character" w:styleId="HeaderChar" w:customStyle="1">
     <w:name w:val="Header Char"/>
     <w:basedOn w:val="DefaultParagraphFont"/>
     <w:link w:val="Header"/>
     <w:uiPriority w:val="99"/>
-    <w:rsid w:val="00B92C9E"/>
-  </w:style>
-  <w:style w:type="paragraph" w:styleId="Footer">
-    <w:name w:val="footer"/>
-    <w:basedOn w:val="Normal"/>
-    <w:link w:val="FooterChar"/>
-    <w:uiPriority w:val="99"/>
-    <w:unhideWhenUsed/>
-    <w:rsid w:val="00B92C9E"/>
-    <w:pPr>
-      <w:tabs>
-        <w:tab w:val="center" w:pos="4680"/>
-        <w:tab w:val="right" w:pos="9360"/>
-      </w:tabs>
-      <w:spacing w:after="0" w:line="240" w:lineRule="auto"/>
-    </w:pPr>
-  </w:style>
-  <w:style w:type="character" w:customStyle="1" w:styleId="FooterChar">
+    <w:qFormat/>
+    <w:rsid w:val="00b92c9e"/>
+    <w:rPr/>
+  </w:style>
+  <w:style w:type="character" w:styleId="FooterChar" w:customStyle="1">
     <w:name w:val="Footer Char"/>
     <w:basedOn w:val="DefaultParagraphFont"/>
     <w:link w:val="Footer"/>
     <w:uiPriority w:val="99"/>
-    <w:rsid w:val="00B92C9E"/>
+    <w:qFormat/>
+    <w:rsid w:val="00b92c9e"/>
+    <w:rPr/>
   </w:style>
   <w:style w:type="character" w:styleId="Hyperlink">
     <w:name w:val="Hyperlink"/>
     <w:basedOn w:val="DefaultParagraphFont"/>
     <w:uiPriority w:val="99"/>
     <w:unhideWhenUsed/>
-    <w:rsid w:val="00B92C9E"/>
+    <w:rsid w:val="00b92c9e"/>
     <w:rPr>
-      <w:color w:val="0563C1" w:themeColor="hyperlink"/>
+      <w:color w:themeColor="hyperlink" w:val="0563C1"/>
       <w:u w:val="single"/>
     </w:rPr>
-  </w:style>
-  <w:style w:type="table" w:styleId="TableGrid">
-    <w:name w:val="Table Grid"/>
-    <w:basedOn w:val="TableNormal"/>
-    <w:uiPriority w:val="39"/>
-    <w:rsid w:val="00B92C9E"/>
-    <w:pPr>
-      <w:spacing w:after="0" w:line="240" w:lineRule="auto"/>
-    </w:pPr>
-    <w:tblPr>
-      <w:tblBorders>
-        <w:top w:val="single" w:sz="4" w:space="0" w:color="auto"/>
-        <w:left w:val="single" w:sz="4" w:space="0" w:color="auto"/>
-        <w:bottom w:val="single" w:sz="4" w:space="0" w:color="auto"/>
-        <w:right w:val="single" w:sz="4" w:space="0" w:color="auto"/>
-        <w:insideH w:val="single" w:sz="4" w:space="0" w:color="auto"/>
-        <w:insideV w:val="single" w:sz="4" w:space="0" w:color="auto"/>
-      </w:tblBorders>
-    </w:tblPr>
   </w:style>
   <w:style w:type="character" w:styleId="PlaceholderText">
     <w:name w:val="Placeholder Text"/>
     <w:basedOn w:val="DefaultParagraphFont"/>
     <w:uiPriority w:val="99"/>
     <w:semiHidden/>
-    <w:rsid w:val="00B92C9E"/>
+    <w:qFormat/>
+    <w:rsid w:val="00b92c9e"/>
     <w:rPr>
       <w:color w:val="808080"/>
     </w:rPr>
   </w:style>
-  <w:style w:type="paragraph" w:styleId="z-TopofForm">
+  <w:style w:type="character" w:styleId="z-TopofFormChar" w:customStyle="1">
+    <w:name w:val="z-Top of Form Char"/>
+    <w:basedOn w:val="DefaultParagraphFont"/>
+    <w:link w:val="HTMLTopofForm"/>
+    <w:uiPriority w:val="99"/>
+    <w:semiHidden/>
+    <w:qFormat/>
+    <w:rsid w:val="00b92c9e"/>
+    <w:rPr>
+      <w:rFonts w:ascii="Arial" w:hAnsi="Arial" w:cs="Arial"/>
+      <w:vanish/>
+      <w:sz w:val="16"/>
+      <w:szCs w:val="16"/>
+    </w:rPr>
+  </w:style>
+  <w:style w:type="character" w:styleId="z-BottomofFormChar" w:customStyle="1">
+    <w:name w:val="z-Bottom of Form Char"/>
+    <w:basedOn w:val="DefaultParagraphFont"/>
+    <w:link w:val="HTMLBottomofForm"/>
+    <w:uiPriority w:val="99"/>
+    <w:semiHidden/>
+    <w:qFormat/>
+    <w:rsid w:val="00b92c9e"/>
+    <w:rPr>
+      <w:rFonts w:ascii="Arial" w:hAnsi="Arial" w:cs="Arial"/>
+      <w:vanish/>
+      <w:sz w:val="16"/>
+      <w:szCs w:val="16"/>
+    </w:rPr>
+  </w:style>
+  <w:style w:type="paragraph" w:styleId="Heading">
+    <w:name w:val="Heading"/>
+    <w:basedOn w:val="Normal"/>
+    <w:next w:val="BodyText"/>
+    <w:qFormat/>
+    <w:pPr>
+      <w:keepNext w:val="true"/>
+      <w:spacing w:before="240" w:after="120"/>
+    </w:pPr>
+    <w:rPr>
+      <w:rFonts w:ascii="Liberation Sans" w:hAnsi="Liberation Sans" w:eastAsia="Noto Sans CJK SC" w:cs="Noto Sans Devanagari"/>
+      <w:sz w:val="28"/>
+      <w:szCs w:val="28"/>
+    </w:rPr>
+  </w:style>
+  <w:style w:type="paragraph" w:styleId="BodyText">
+    <w:name w:val="Body Text"/>
+    <w:basedOn w:val="Normal"/>
+    <w:pPr>
+      <w:spacing w:lineRule="auto" w:line="276" w:before="0" w:after="140"/>
+    </w:pPr>
+    <w:rPr/>
+  </w:style>
+  <w:style w:type="paragraph" w:styleId="List">
+    <w:name w:val="List"/>
+    <w:basedOn w:val="BodyText"/>
+    <w:pPr/>
+    <w:rPr>
+      <w:rFonts w:cs="Noto Sans Devanagari"/>
+    </w:rPr>
+  </w:style>
+  <w:style w:type="paragraph" w:styleId="Caption">
+    <w:name w:val="Caption"/>
+    <w:basedOn w:val="Normal"/>
+    <w:qFormat/>
+    <w:pPr>
+      <w:suppressLineNumbers/>
+      <w:spacing w:before="120" w:after="120"/>
+    </w:pPr>
+    <w:rPr>
+      <w:rFonts w:cs="Noto Sans Devanagari"/>
+      <w:i/>
+      <w:iCs/>
+      <w:sz w:val="24"/>
+      <w:szCs w:val="24"/>
+    </w:rPr>
+  </w:style>
+  <w:style w:type="paragraph" w:styleId="Index">
+    <w:name w:val="Index"/>
+    <w:basedOn w:val="Normal"/>
+    <w:qFormat/>
+    <w:pPr>
+      <w:suppressLineNumbers/>
+    </w:pPr>
+    <w:rPr>
+      <w:rFonts w:cs="Noto Sans Devanagari"/>
+    </w:rPr>
+  </w:style>
+  <w:style w:type="paragraph" w:styleId="HeaderandFooter">
+    <w:name w:val="Header and Footer"/>
+    <w:basedOn w:val="Normal"/>
+    <w:qFormat/>
+    <w:pPr/>
+    <w:rPr/>
+  </w:style>
+  <w:style w:type="paragraph" w:styleId="Header">
+    <w:name w:val="Header"/>
+    <w:basedOn w:val="Normal"/>
+    <w:link w:val="HeaderChar"/>
+    <w:uiPriority w:val="99"/>
+    <w:unhideWhenUsed/>
+    <w:rsid w:val="00b92c9e"/>
+    <w:pPr>
+      <w:tabs>
+        <w:tab w:val="clear" w:pos="720"/>
+        <w:tab w:val="center" w:pos="4680" w:leader="none"/>
+        <w:tab w:val="right" w:pos="9360" w:leader="none"/>
+      </w:tabs>
+      <w:spacing w:lineRule="auto" w:line="240" w:before="0" w:after="0"/>
+    </w:pPr>
+    <w:rPr/>
+  </w:style>
+  <w:style w:type="paragraph" w:styleId="Footer">
+    <w:name w:val="Footer"/>
+    <w:basedOn w:val="Normal"/>
+    <w:link w:val="FooterChar"/>
+    <w:uiPriority w:val="99"/>
+    <w:unhideWhenUsed/>
+    <w:rsid w:val="00b92c9e"/>
+    <w:pPr>
+      <w:tabs>
+        <w:tab w:val="clear" w:pos="720"/>
+        <w:tab w:val="center" w:pos="4680" w:leader="none"/>
+        <w:tab w:val="right" w:pos="9360" w:leader="none"/>
+      </w:tabs>
+      <w:spacing w:lineRule="auto" w:line="240" w:before="0" w:after="0"/>
+    </w:pPr>
+    <w:rPr/>
+  </w:style>
+  <w:style w:type="paragraph" w:styleId="HTMLTopofForm">
     <w:name w:val="HTML Top of Form"/>
     <w:basedOn w:val="Normal"/>
     <w:next w:val="Normal"/>
     <w:link w:val="z-TopofFormChar"/>
-    <w:hidden/>
     <w:uiPriority w:val="99"/>
     <w:semiHidden/>
     <w:unhideWhenUsed/>
-    <w:rsid w:val="00B92C9E"/>
+    <w:qFormat/>
+    <w:rsid w:val="00b92c9e"/>
     <w:pPr>
       <w:pBdr>
-        <w:bottom w:val="single" w:sz="6" w:space="1" w:color="auto"/>
+        <w:bottom w:val="single" w:sz="6" w:space="1" w:color="000000"/>
       </w:pBdr>
-      <w:spacing w:after="0"/>
+      <w:spacing w:before="0" w:after="0"/>
       <w:jc w:val="center"/>
     </w:pPr>
     <w:rPr>
@@ -1322,35 +1816,21 @@
       <w:szCs w:val="16"/>
     </w:rPr>
   </w:style>
-  <w:style w:type="character" w:customStyle="1" w:styleId="z-TopofFormChar">
-    <w:name w:val="z-Top of Form Char"/>
-    <w:basedOn w:val="DefaultParagraphFont"/>
-    <w:link w:val="z-TopofForm"/>
-    <w:uiPriority w:val="99"/>
-    <w:semiHidden/>
-    <w:rsid w:val="00B92C9E"/>
-    <w:rPr>
-      <w:rFonts w:ascii="Arial" w:hAnsi="Arial" w:cs="Arial"/>
-      <w:vanish/>
-      <w:sz w:val="16"/>
-      <w:szCs w:val="16"/>
-    </w:rPr>
-  </w:style>
-  <w:style w:type="paragraph" w:styleId="z-BottomofForm">
+  <w:style w:type="paragraph" w:styleId="HTMLBottomofForm">
     <w:name w:val="HTML Bottom of Form"/>
     <w:basedOn w:val="Normal"/>
     <w:next w:val="Normal"/>
     <w:link w:val="z-BottomofFormChar"/>
-    <w:hidden/>
     <w:uiPriority w:val="99"/>
     <w:semiHidden/>
     <w:unhideWhenUsed/>
-    <w:rsid w:val="00B92C9E"/>
+    <w:qFormat/>
+    <w:rsid w:val="00b92c9e"/>
     <w:pPr>
       <w:pBdr>
-        <w:top w:val="single" w:sz="6" w:space="1" w:color="auto"/>
+        <w:top w:val="single" w:sz="6" w:space="1" w:color="000000"/>
       </w:pBdr>
-      <w:spacing w:after="0"/>
+      <w:spacing w:before="0" w:after="0"/>
       <w:jc w:val="center"/>
     </w:pPr>
     <w:rPr>
@@ -1360,29 +1840,55 @@
       <w:szCs w:val="16"/>
     </w:rPr>
   </w:style>
-  <w:style w:type="character" w:customStyle="1" w:styleId="z-BottomofFormChar">
-    <w:name w:val="z-Bottom of Form Char"/>
-    <w:basedOn w:val="DefaultParagraphFont"/>
-    <w:link w:val="z-BottomofForm"/>
+  <w:style w:type="numbering" w:styleId="NoList" w:default="1">
+    <w:name w:val="No List"/>
     <w:uiPriority w:val="99"/>
     <w:semiHidden/>
-    <w:rsid w:val="00B92C9E"/>
-    <w:rPr>
-      <w:rFonts w:ascii="Arial" w:hAnsi="Arial" w:cs="Arial"/>
-      <w:vanish/>
-      <w:sz w:val="16"/>
-      <w:szCs w:val="16"/>
-    </w:rPr>
+    <w:unhideWhenUsed/>
+    <w:qFormat/>
+  </w:style>
+  <w:style w:type="table" w:default="1" w:styleId="TableNormal">
+    <w:name w:val="Normal Table"/>
+    <w:uiPriority w:val="99"/>
+    <w:semiHidden/>
+    <w:unhideWhenUsed/>
+    <w:tblPr>
+      <w:tblCellMar>
+        <w:top w:w="0" w:type="dxa"/>
+        <w:left w:w="108" w:type="dxa"/>
+        <w:bottom w:w="0" w:type="dxa"/>
+        <w:right w:w="108" w:type="dxa"/>
+      </w:tblCellMar>
+    </w:tblPr>
+  </w:style>
+  <w:style w:type="table" w:styleId="TableGrid">
+    <w:name w:val="Table Grid"/>
+    <w:basedOn w:val="TableNormal"/>
+    <w:uiPriority w:val="39"/>
+    <w:rsid w:val="00b92c9e"/>
+    <w:pPr>
+      <w:spacing w:after="0" w:line="240" w:lineRule="auto"/>
+    </w:pPr>
+    <w:tblPr>
+      <w:tblBorders>
+        <w:top w:val="single" w:color="auto" w:sz="4" w:space="0"/>
+        <w:left w:val="single" w:color="auto" w:sz="4" w:space="0"/>
+        <w:bottom w:val="single" w:color="auto" w:sz="4" w:space="0"/>
+        <w:right w:val="single" w:color="auto" w:sz="4" w:space="0"/>
+        <w:insideH w:val="single" w:color="auto" w:sz="4" w:space="0"/>
+        <w:insideV w:val="single" w:color="auto" w:sz="4" w:space="0"/>
+      </w:tblBorders>
+    </w:tblPr>
   </w:style>
 </w:styles>
 </file>
 
 <file path=word/activeX/activeX1.xml><?xml version="1.0" encoding="utf-8"?>
-<ax:ocx xmlns:ax="http://schemas.microsoft.com/office/2006/activeX" xmlns:r="http://schemas.openxmlformats.org/officeDocument/2006/relationships" ax:classid="{8BD21D50-EC42-11CE-9E0D-00AA006002F3}" ax:persistence="persistStorage" r:id="rId1"/>
+<ax:ocx xmlns:ax="http://schemas.microsoft.com/office/2006/activeX" xmlns:r="http://schemas.openxmlformats.org/officeDocument/2006/relationships" ax:classid="{8BD21D50-EC42-11CE-9e0d-00aa006002f3}" ax:persistence="persistStorage" r:id="rId1"/>
 </file>
 
 <file path=word/activeX/activeX2.xml><?xml version="1.0" encoding="utf-8"?>
-<ax:ocx xmlns:ax="http://schemas.microsoft.com/office/2006/activeX" xmlns:r="http://schemas.openxmlformats.org/officeDocument/2006/relationships" ax:classid="{8BD21D50-EC42-11CE-9E0D-00AA006002F3}" ax:persistence="persistStorage" r:id="rId1"/>
+<ax:ocx xmlns:ax="http://schemas.microsoft.com/office/2006/activeX" xmlns:r="http://schemas.openxmlformats.org/officeDocument/2006/relationships" ax:classid="{8BD21D50-EC42-11CE-9e0d-00aa006002f3}" ax:persistence="persistStorage" r:id="rId1"/>
 </file>
 
 <file path=word/glossary/document.xml><?xml version="1.0" encoding="utf-8"?>
@@ -2076,161 +2582,97 @@
 </file>
 
 <file path=word/theme/theme1.xml><?xml version="1.0" encoding="utf-8"?>
-<a:theme xmlns:a="http://schemas.openxmlformats.org/drawingml/2006/main" name="Office Theme">
+<a:theme xmlns:a="http://schemas.openxmlformats.org/drawingml/2006/main" xmlns:r="http://schemas.openxmlformats.org/officeDocument/2006/relationships" name="Office Theme">
   <a:themeElements>
     <a:clrScheme name="Office">
       <a:dk1>
-        <a:sysClr val="windowText" lastClr="000000"/>
+        <a:srgbClr val="000000"/>
       </a:dk1>
       <a:lt1>
-        <a:sysClr val="window" lastClr="FFFFFF"/>
+        <a:srgbClr val="ffffff"/>
       </a:lt1>
       <a:dk2>
-        <a:srgbClr val="44546A"/>
+        <a:srgbClr val="44546a"/>
       </a:dk2>
       <a:lt2>
-        <a:srgbClr val="E7E6E6"/>
+        <a:srgbClr val="e7e6e6"/>
       </a:lt2>
       <a:accent1>
-        <a:srgbClr val="5B9BD5"/>
+        <a:srgbClr val="5b9bd5"/>
       </a:accent1>
       <a:accent2>
-        <a:srgbClr val="ED7D31"/>
+        <a:srgbClr val="ed7d31"/>
       </a:accent2>
       <a:accent3>
-        <a:srgbClr val="A5A5A5"/>
+        <a:srgbClr val="a5a5a5"/>
       </a:accent3>
       <a:accent4>
-        <a:srgbClr val="FFC000"/>
+        <a:srgbClr val="ffc000"/>
       </a:accent4>
       <a:accent5>
-        <a:srgbClr val="4472C4"/>
+        <a:srgbClr val="4472c4"/>
       </a:accent5>
       <a:accent6>
-        <a:srgbClr val="70AD47"/>
+        <a:srgbClr val="70ad47"/>
       </a:accent6>
       <a:hlink>
-        <a:srgbClr val="0563C1"/>
+        <a:srgbClr val="0563c1"/>
       </a:hlink>
       <a:folHlink>
-        <a:srgbClr val="954F72"/>
+        <a:srgbClr val="954f72"/>
       </a:folHlink>
     </a:clrScheme>
     <a:fontScheme name="Office">
       <a:majorFont>
-        <a:latin typeface="Calibri Light" panose="020F0302020204030204"/>
+        <a:latin typeface="Calibri Light" panose="020F0302020204030204" pitchFamily="0" charset="1"/>
         <a:ea typeface=""/>
         <a:cs typeface=""/>
-        <a:font script="Jpan" typeface="游ゴシック Light"/>
-        <a:font script="Hang" typeface="맑은 고딕"/>
-        <a:font script="Hans" typeface="等线 Light"/>
-        <a:font script="Hant" typeface="新細明體"/>
-        <a:font script="Arab" typeface="Times New Roman"/>
-        <a:font script="Hebr" typeface="Times New Roman"/>
-        <a:font script="Thai" typeface="Angsana New"/>
-        <a:font script="Ethi" typeface="Nyala"/>
-        <a:font script="Beng" typeface="Vrinda"/>
-        <a:font script="Gujr" typeface="Shruti"/>
-        <a:font script="Khmr" typeface="MoolBoran"/>
-        <a:font script="Knda" typeface="Tunga"/>
-        <a:font script="Guru" typeface="Raavi"/>
-        <a:font script="Cans" typeface="Euphemia"/>
-        <a:font script="Cher" typeface="Plantagenet Cherokee"/>
-        <a:font script="Yiii" typeface="Microsoft Yi Baiti"/>
-        <a:font script="Tibt" typeface="Microsoft Himalaya"/>
-        <a:font script="Thaa" typeface="MV Boli"/>
-        <a:font script="Deva" typeface="Mangal"/>
-        <a:font script="Telu" typeface="Gautami"/>
-        <a:font script="Taml" typeface="Latha"/>
-        <a:font script="Syrc" typeface="Estrangelo Edessa"/>
-        <a:font script="Orya" typeface="Kalinga"/>
-        <a:font script="Mlym" typeface="Kartika"/>
-        <a:font script="Laoo" typeface="DokChampa"/>
-        <a:font script="Sinh" typeface="Iskoola Pota"/>
-        <a:font script="Mong" typeface="Mongolian Baiti"/>
-        <a:font script="Viet" typeface="Times New Roman"/>
-        <a:font script="Uigh" typeface="Microsoft Uighur"/>
-        <a:font script="Geor" typeface="Sylfaen"/>
       </a:majorFont>
       <a:minorFont>
-        <a:latin typeface="Calibri" panose="020F0502020204030204"/>
+        <a:latin typeface="Calibri" panose="020F0502020204030204" pitchFamily="0" charset="1"/>
         <a:ea typeface=""/>
         <a:cs typeface=""/>
-        <a:font script="Jpan" typeface="游明朝"/>
-        <a:font script="Hang" typeface="맑은 고딕"/>
-        <a:font script="Hans" typeface="等线"/>
-        <a:font script="Hant" typeface="新細明體"/>
-        <a:font script="Arab" typeface="Arial"/>
-        <a:font script="Hebr" typeface="Arial"/>
-        <a:font script="Thai" typeface="Cordia New"/>
-        <a:font script="Ethi" typeface="Nyala"/>
-        <a:font script="Beng" typeface="Vrinda"/>
-        <a:font script="Gujr" typeface="Shruti"/>
-        <a:font script="Khmr" typeface="DaunPenh"/>
-        <a:font script="Knda" typeface="Tunga"/>
-        <a:font script="Guru" typeface="Raavi"/>
-        <a:font script="Cans" typeface="Euphemia"/>
-        <a:font script="Cher" typeface="Plantagenet Cherokee"/>
-        <a:font script="Yiii" typeface="Microsoft Yi Baiti"/>
-        <a:font script="Tibt" typeface="Microsoft Himalaya"/>
-        <a:font script="Thaa" typeface="MV Boli"/>
-        <a:font script="Deva" typeface="Mangal"/>
-        <a:font script="Telu" typeface="Gautami"/>
-        <a:font script="Taml" typeface="Latha"/>
-        <a:font script="Syrc" typeface="Estrangelo Edessa"/>
-        <a:font script="Orya" typeface="Kalinga"/>
-        <a:font script="Mlym" typeface="Kartika"/>
-        <a:font script="Laoo" typeface="DokChampa"/>
-        <a:font script="Sinh" typeface="Iskoola Pota"/>
-        <a:font script="Mong" typeface="Mongolian Baiti"/>
-        <a:font script="Viet" typeface="Arial"/>
-        <a:font script="Uigh" typeface="Microsoft Uighur"/>
-        <a:font script="Geor" typeface="Sylfaen"/>
       </a:minorFont>
     </a:fontScheme>
-    <a:fmtScheme name="Office">
+    <a:fmtScheme>
       <a:fillStyleLst>
         <a:solidFill>
           <a:schemeClr val="phClr"/>
         </a:solidFill>
-        <a:gradFill rotWithShape="1">
+        <a:gradFill>
           <a:gsLst>
             <a:gs pos="0">
               <a:schemeClr val="phClr">
                 <a:lumMod val="110000"/>
-                <a:satMod val="105000"/>
                 <a:tint val="67000"/>
               </a:schemeClr>
             </a:gs>
             <a:gs pos="50000">
               <a:schemeClr val="phClr">
                 <a:lumMod val="105000"/>
-                <a:satMod val="103000"/>
                 <a:tint val="73000"/>
               </a:schemeClr>
             </a:gs>
             <a:gs pos="100000">
               <a:schemeClr val="phClr">
                 <a:lumMod val="105000"/>
-                <a:satMod val="109000"/>
                 <a:tint val="81000"/>
               </a:schemeClr>
             </a:gs>
           </a:gsLst>
           <a:lin ang="5400000" scaled="0"/>
+          <a:tileRect l="0" t="0" r="0" b="0"/>
         </a:gradFill>
-        <a:gradFill rotWithShape="1">
+        <a:gradFill>
           <a:gsLst>
             <a:gs pos="0">
               <a:schemeClr val="phClr">
-                <a:satMod val="103000"/>
                 <a:lumMod val="102000"/>
                 <a:tint val="94000"/>
               </a:schemeClr>
             </a:gs>
             <a:gs pos="50000">
               <a:schemeClr val="phClr">
-                <a:satMod val="110000"/>
                 <a:lumMod val="100000"/>
                 <a:shade val="100000"/>
               </a:schemeClr>
@@ -2238,33 +2680,24 @@
             <a:gs pos="100000">
               <a:schemeClr val="phClr">
                 <a:lumMod val="99000"/>
-                <a:satMod val="120000"/>
                 <a:shade val="78000"/>
               </a:schemeClr>
             </a:gs>
           </a:gsLst>
           <a:lin ang="5400000" scaled="0"/>
+          <a:tileRect l="0" t="0" r="0" b="0"/>
         </a:gradFill>
       </a:fillStyleLst>
       <a:lnStyleLst>
         <a:ln w="6350" cap="flat" cmpd="sng" algn="ctr">
-          <a:solidFill>
-            <a:schemeClr val="phClr"/>
-          </a:solidFill>
           <a:prstDash val="solid"/>
           <a:miter lim="800000"/>
         </a:ln>
         <a:ln w="12700" cap="flat" cmpd="sng" algn="ctr">
-          <a:solidFill>
-            <a:schemeClr val="phClr"/>
-          </a:solidFill>
           <a:prstDash val="solid"/>
           <a:miter lim="800000"/>
         </a:ln>
         <a:ln w="19050" cap="flat" cmpd="sng" algn="ctr">
-          <a:solidFill>
-            <a:schemeClr val="phClr"/>
-          </a:solidFill>
           <a:prstDash val="solid"/>
           <a:miter lim="800000"/>
         </a:ln>
@@ -2277,13 +2710,7 @@
           <a:effectLst/>
         </a:effectStyle>
         <a:effectStyle>
-          <a:effectLst>
-            <a:outerShdw blurRad="57150" dist="19050" dir="5400000" algn="ctr" rotWithShape="0">
-              <a:srgbClr val="000000">
-                <a:alpha val="63000"/>
-              </a:srgbClr>
-            </a:outerShdw>
-          </a:effectLst>
+          <a:effectLst/>
         </a:effectStyle>
       </a:effectStyleLst>
       <a:bgFillStyleLst>
@@ -2293,15 +2720,13 @@
         <a:solidFill>
           <a:schemeClr val="phClr">
             <a:tint val="95000"/>
-            <a:satMod val="170000"/>
           </a:schemeClr>
         </a:solidFill>
-        <a:gradFill rotWithShape="1">
+        <a:gradFill>
           <a:gsLst>
             <a:gs pos="0">
               <a:schemeClr val="phClr">
                 <a:tint val="93000"/>
-                <a:satMod val="150000"/>
                 <a:shade val="98000"/>
                 <a:lumMod val="102000"/>
               </a:schemeClr>
@@ -2309,7 +2734,6 @@
             <a:gs pos="50000">
               <a:schemeClr val="phClr">
                 <a:tint val="98000"/>
-                <a:satMod val="130000"/>
                 <a:shade val="90000"/>
                 <a:lumMod val="103000"/>
               </a:schemeClr>
@@ -2317,21 +2741,14 @@
             <a:gs pos="100000">
               <a:schemeClr val="phClr">
                 <a:shade val="63000"/>
-                <a:satMod val="120000"/>
               </a:schemeClr>
             </a:gs>
           </a:gsLst>
           <a:lin ang="5400000" scaled="0"/>
+          <a:tileRect l="0" t="0" r="0" b="0"/>
         </a:gradFill>
       </a:bgFillStyleLst>
     </a:fmtScheme>
   </a:themeElements>
-  <a:objectDefaults/>
-  <a:extraClrSchemeLst/>
-  <a:extLst>
-    <a:ext uri="{05A4C25C-085E-4340-85A3-A5531E510DB2}">
-      <thm15:themeFamily xmlns:thm15="http://schemas.microsoft.com/office/thememl/2012/main" name="Office Theme" id="{62F939B6-93AF-4DB8-9C6B-D6C7DFDC589F}" vid="{4A3C46E8-61CC-4603-A589-7422A47A8E4A}"/>
-    </a:ext>
-  </a:extLst>
 </a:theme>
 </file>